--- a/RAPPORT PHASE 2.docx
+++ b/RAPPORT PHASE 2.docx
@@ -36,8 +36,6 @@
       <w:r>
         <w:t>PrestaShop_Ecommerce_QA</w:t>
       </w:r>
-      <w:bookmarkStart w:id="0" w:name="_GoBack"/>
-      <w:bookmarkEnd w:id="0"/>
       <w:proofErr w:type="spellEnd"/>
     </w:p>
     <w:p>
@@ -134,7 +132,7 @@
     <w:p>
       <w:r>
         <w:pict>
-          <v:rect id="_x0000_i1169" style="width:0;height:.75pt" o:hralign="center" o:hrstd="t" o:hr="t" fillcolor="#a0a0a0" stroked="f"/>
+          <v:rect id="_x0000_i1025" style="width:0;height:.75pt" o:hralign="center" o:hrstd="t" o:hr="t" fillcolor="#a0a0a0" stroked="f"/>
         </w:pict>
       </w:r>
     </w:p>
@@ -277,7 +275,7 @@
     <w:p>
       <w:r>
         <w:pict>
-          <v:rect id="_x0000_i1170" style="width:0;height:.75pt" o:hralign="center" o:hrstd="t" o:hr="t" fillcolor="#a0a0a0" stroked="f"/>
+          <v:rect id="_x0000_i1026" style="width:0;height:.75pt" o:hralign="center" o:hrstd="t" o:hr="t" fillcolor="#a0a0a0" stroked="f"/>
         </w:pict>
       </w:r>
     </w:p>
@@ -344,7 +342,7 @@
     <w:p>
       <w:r>
         <w:pict>
-          <v:rect id="_x0000_i1171" style="width:0;height:.75pt" o:hralign="center" o:hrstd="t" o:hr="t" fillcolor="#a0a0a0" stroked="f"/>
+          <v:rect id="_x0000_i1027" style="width:0;height:.75pt" o:hralign="center" o:hrstd="t" o:hr="t" fillcolor="#a0a0a0" stroked="f"/>
         </w:pict>
       </w:r>
     </w:p>
@@ -1047,7 +1045,7 @@
     <w:p>
       <w:r>
         <w:pict>
-          <v:rect id="_x0000_i1173" style="width:0;height:.75pt" o:hralign="center" o:hrstd="t" o:hr="t" fillcolor="#a0a0a0" stroked="f"/>
+          <v:rect id="_x0000_i1028" style="width:0;height:.75pt" o:hralign="center" o:hrstd="t" o:hr="t" fillcolor="#a0a0a0" stroked="f"/>
         </w:pict>
       </w:r>
     </w:p>
@@ -1436,6 +1434,1454 @@
         </w:tc>
       </w:tr>
     </w:tbl>
+    <w:p>
+      <w:pPr>
+        <w:rPr>
+          <w:bCs/>
+        </w:rPr>
+      </w:pPr>
+    </w:p>
+    <w:p>
+      <w:pPr>
+        <w:rPr>
+          <w:b/>
+          <w:bCs/>
+        </w:rPr>
+      </w:pPr>
+      <w:r>
+        <w:rPr>
+          <w:b/>
+          <w:bCs/>
+        </w:rPr>
+        <w:t xml:space="preserve">4.1 ACCEPTANCE CRITERIA </w:t>
+      </w:r>
+      <w:bookmarkStart w:id="0" w:name="_GoBack"/>
+      <w:bookmarkEnd w:id="0"/>
+    </w:p>
+    <w:p>
+      <w:pPr>
+        <w:rPr>
+          <w:bCs/>
+        </w:rPr>
+      </w:pPr>
+      <w:r>
+        <w:rPr>
+          <w:b/>
+          <w:bCs/>
+        </w:rPr>
+        <w:t>AC-01 : Création de compte</w:t>
+      </w:r>
+    </w:p>
+    <w:p>
+      <w:pPr>
+        <w:rPr>
+          <w:bCs/>
+          <w:lang w:val="en-US"/>
+        </w:rPr>
+      </w:pPr>
+      <w:r>
+        <w:rPr>
+          <w:bCs/>
+          <w:lang w:val="en-US"/>
+        </w:rPr>
+        <w:t xml:space="preserve">Given I am a new customer on </w:t>
+      </w:r>
+      <w:proofErr w:type="spellStart"/>
+      <w:r>
+        <w:rPr>
+          <w:bCs/>
+          <w:lang w:val="en-US"/>
+        </w:rPr>
+        <w:t>PrestaShop</w:t>
+      </w:r>
+      <w:proofErr w:type="spellEnd"/>
+    </w:p>
+    <w:p>
+      <w:pPr>
+        <w:rPr>
+          <w:bCs/>
+          <w:lang w:val="en-US"/>
+        </w:rPr>
+      </w:pPr>
+      <w:r>
+        <w:rPr>
+          <w:bCs/>
+          <w:lang w:val="en-US"/>
+        </w:rPr>
+        <w:t>When I enter my valid email and a password with minimum 8 characters</w:t>
+      </w:r>
+    </w:p>
+    <w:p>
+      <w:pPr>
+        <w:rPr>
+          <w:bCs/>
+          <w:lang w:val="en-US"/>
+        </w:rPr>
+      </w:pPr>
+      <w:r>
+        <w:rPr>
+          <w:bCs/>
+          <w:lang w:val="en-US"/>
+        </w:rPr>
+        <w:t>And I fill all required fields</w:t>
+      </w:r>
+    </w:p>
+    <w:p>
+      <w:pPr>
+        <w:rPr>
+          <w:bCs/>
+          <w:lang w:val="en-US"/>
+        </w:rPr>
+      </w:pPr>
+      <w:r>
+        <w:rPr>
+          <w:bCs/>
+          <w:lang w:val="en-US"/>
+        </w:rPr>
+        <w:t>Then my account is created successfully</w:t>
+      </w:r>
+    </w:p>
+    <w:p>
+      <w:pPr>
+        <w:rPr>
+          <w:bCs/>
+          <w:lang w:val="en-US"/>
+        </w:rPr>
+      </w:pPr>
+      <w:r>
+        <w:rPr>
+          <w:bCs/>
+          <w:lang w:val="en-US"/>
+        </w:rPr>
+        <w:t>And I am redirected to my account page</w:t>
+      </w:r>
+    </w:p>
+    <w:p>
+      <w:pPr>
+        <w:rPr>
+          <w:bCs/>
+        </w:rPr>
+      </w:pPr>
+      <w:r>
+        <w:rPr>
+          <w:bCs/>
+        </w:rPr>
+        <w:pict>
+          <v:rect id="_x0000_i1095" style="width:0;height:.75pt" o:hralign="center" o:hrstd="t" o:hr="t" fillcolor="#a0a0a0" stroked="f"/>
+        </w:pict>
+      </w:r>
+    </w:p>
+    <w:p>
+      <w:pPr>
+        <w:rPr>
+          <w:bCs/>
+          <w:lang w:val="en-US"/>
+        </w:rPr>
+      </w:pPr>
+      <w:r>
+        <w:rPr>
+          <w:b/>
+          <w:bCs/>
+          <w:lang w:val="en-US"/>
+        </w:rPr>
+        <w:t>AC-</w:t>
+      </w:r>
+      <w:proofErr w:type="gramStart"/>
+      <w:r>
+        <w:rPr>
+          <w:b/>
+          <w:bCs/>
+          <w:lang w:val="en-US"/>
+        </w:rPr>
+        <w:t>02 :</w:t>
+      </w:r>
+      <w:proofErr w:type="gramEnd"/>
+      <w:r>
+        <w:rPr>
+          <w:b/>
+          <w:bCs/>
+          <w:lang w:val="en-US"/>
+        </w:rPr>
+        <w:t xml:space="preserve"> </w:t>
+      </w:r>
+      <w:proofErr w:type="spellStart"/>
+      <w:r>
+        <w:rPr>
+          <w:b/>
+          <w:bCs/>
+          <w:lang w:val="en-US"/>
+        </w:rPr>
+        <w:t>Connexion</w:t>
+      </w:r>
+      <w:proofErr w:type="spellEnd"/>
+      <w:r>
+        <w:rPr>
+          <w:b/>
+          <w:bCs/>
+          <w:lang w:val="en-US"/>
+        </w:rPr>
+        <w:t xml:space="preserve"> </w:t>
+      </w:r>
+      <w:proofErr w:type="spellStart"/>
+      <w:r>
+        <w:rPr>
+          <w:b/>
+          <w:bCs/>
+          <w:lang w:val="en-US"/>
+        </w:rPr>
+        <w:t>valide</w:t>
+      </w:r>
+      <w:proofErr w:type="spellEnd"/>
+    </w:p>
+    <w:p>
+      <w:pPr>
+        <w:rPr>
+          <w:bCs/>
+          <w:lang w:val="en-US"/>
+        </w:rPr>
+      </w:pPr>
+      <w:r>
+        <w:rPr>
+          <w:bCs/>
+          <w:lang w:val="en-US"/>
+        </w:rPr>
+        <w:t xml:space="preserve">Given I have an existing account on </w:t>
+      </w:r>
+      <w:proofErr w:type="spellStart"/>
+      <w:r>
+        <w:rPr>
+          <w:bCs/>
+          <w:lang w:val="en-US"/>
+        </w:rPr>
+        <w:t>PrestaShop</w:t>
+      </w:r>
+      <w:proofErr w:type="spellEnd"/>
+    </w:p>
+    <w:p>
+      <w:pPr>
+        <w:rPr>
+          <w:bCs/>
+          <w:lang w:val="en-US"/>
+        </w:rPr>
+      </w:pPr>
+      <w:r>
+        <w:rPr>
+          <w:bCs/>
+          <w:lang w:val="en-US"/>
+        </w:rPr>
+        <w:t>When I enter my valid email and password</w:t>
+      </w:r>
+    </w:p>
+    <w:p>
+      <w:pPr>
+        <w:rPr>
+          <w:bCs/>
+          <w:lang w:val="en-US"/>
+        </w:rPr>
+      </w:pPr>
+      <w:r>
+        <w:rPr>
+          <w:bCs/>
+          <w:lang w:val="en-US"/>
+        </w:rPr>
+        <w:t>Then I am successfully logged in</w:t>
+      </w:r>
+    </w:p>
+    <w:p>
+      <w:pPr>
+        <w:rPr>
+          <w:bCs/>
+          <w:lang w:val="en-US"/>
+        </w:rPr>
+      </w:pPr>
+      <w:r>
+        <w:rPr>
+          <w:bCs/>
+          <w:lang w:val="en-US"/>
+        </w:rPr>
+        <w:t>And I am redirected to my account dashboard page</w:t>
+      </w:r>
+    </w:p>
+    <w:p>
+      <w:pPr>
+        <w:rPr>
+          <w:bCs/>
+        </w:rPr>
+      </w:pPr>
+      <w:r>
+        <w:rPr>
+          <w:bCs/>
+        </w:rPr>
+        <w:pict>
+          <v:rect id="_x0000_i1096" style="width:0;height:.75pt" o:hralign="center" o:hrstd="t" o:hr="t" fillcolor="#a0a0a0" stroked="f"/>
+        </w:pict>
+      </w:r>
+    </w:p>
+    <w:p>
+      <w:pPr>
+        <w:rPr>
+          <w:bCs/>
+          <w:lang w:val="en-US"/>
+        </w:rPr>
+      </w:pPr>
+      <w:r>
+        <w:rPr>
+          <w:b/>
+          <w:bCs/>
+          <w:lang w:val="en-US"/>
+        </w:rPr>
+        <w:t>AC-</w:t>
+      </w:r>
+      <w:proofErr w:type="gramStart"/>
+      <w:r>
+        <w:rPr>
+          <w:b/>
+          <w:bCs/>
+          <w:lang w:val="en-US"/>
+        </w:rPr>
+        <w:t>03 :</w:t>
+      </w:r>
+      <w:proofErr w:type="gramEnd"/>
+      <w:r>
+        <w:rPr>
+          <w:b/>
+          <w:bCs/>
+          <w:lang w:val="en-US"/>
+        </w:rPr>
+        <w:t xml:space="preserve"> </w:t>
+      </w:r>
+      <w:proofErr w:type="spellStart"/>
+      <w:r>
+        <w:rPr>
+          <w:b/>
+          <w:bCs/>
+          <w:lang w:val="en-US"/>
+        </w:rPr>
+        <w:t>Connexion</w:t>
+      </w:r>
+      <w:proofErr w:type="spellEnd"/>
+      <w:r>
+        <w:rPr>
+          <w:b/>
+          <w:bCs/>
+          <w:lang w:val="en-US"/>
+        </w:rPr>
+        <w:t xml:space="preserve"> avec email </w:t>
+      </w:r>
+      <w:proofErr w:type="spellStart"/>
+      <w:r>
+        <w:rPr>
+          <w:b/>
+          <w:bCs/>
+          <w:lang w:val="en-US"/>
+        </w:rPr>
+        <w:t>invalide</w:t>
+      </w:r>
+      <w:proofErr w:type="spellEnd"/>
+    </w:p>
+    <w:p>
+      <w:pPr>
+        <w:rPr>
+          <w:bCs/>
+          <w:lang w:val="en-US"/>
+        </w:rPr>
+      </w:pPr>
+      <w:r>
+        <w:rPr>
+          <w:bCs/>
+          <w:lang w:val="en-US"/>
+        </w:rPr>
+        <w:t xml:space="preserve">Given I have an existing account on </w:t>
+      </w:r>
+      <w:proofErr w:type="spellStart"/>
+      <w:r>
+        <w:rPr>
+          <w:bCs/>
+          <w:lang w:val="en-US"/>
+        </w:rPr>
+        <w:t>PrestaShop</w:t>
+      </w:r>
+      <w:proofErr w:type="spellEnd"/>
+    </w:p>
+    <w:p>
+      <w:pPr>
+        <w:rPr>
+          <w:bCs/>
+          <w:lang w:val="en-US"/>
+        </w:rPr>
+      </w:pPr>
+      <w:r>
+        <w:rPr>
+          <w:bCs/>
+          <w:lang w:val="en-US"/>
+        </w:rPr>
+        <w:t>When I enter an invalid email and a valid password</w:t>
+      </w:r>
+    </w:p>
+    <w:p>
+      <w:pPr>
+        <w:rPr>
+          <w:bCs/>
+          <w:lang w:val="en-US"/>
+        </w:rPr>
+      </w:pPr>
+      <w:r>
+        <w:rPr>
+          <w:bCs/>
+          <w:lang w:val="en-US"/>
+        </w:rPr>
+        <w:t>Then an error message displays "Authentication failed"</w:t>
+      </w:r>
+    </w:p>
+    <w:p>
+      <w:pPr>
+        <w:rPr>
+          <w:bCs/>
+          <w:lang w:val="en-US"/>
+        </w:rPr>
+      </w:pPr>
+      <w:r>
+        <w:rPr>
+          <w:bCs/>
+          <w:lang w:val="en-US"/>
+        </w:rPr>
+        <w:t>And I remain on the login page</w:t>
+      </w:r>
+    </w:p>
+    <w:p>
+      <w:pPr>
+        <w:rPr>
+          <w:bCs/>
+        </w:rPr>
+      </w:pPr>
+      <w:r>
+        <w:rPr>
+          <w:bCs/>
+        </w:rPr>
+        <w:pict>
+          <v:rect id="_x0000_i1097" style="width:0;height:.75pt" o:hralign="center" o:hrstd="t" o:hr="t" fillcolor="#a0a0a0" stroked="f"/>
+        </w:pict>
+      </w:r>
+    </w:p>
+    <w:p>
+      <w:pPr>
+        <w:rPr>
+          <w:bCs/>
+        </w:rPr>
+      </w:pPr>
+      <w:r>
+        <w:rPr>
+          <w:b/>
+          <w:bCs/>
+        </w:rPr>
+        <w:lastRenderedPageBreak/>
+        <w:t>AC-04 : Connexion avec mot de passe invalide</w:t>
+      </w:r>
+    </w:p>
+    <w:p>
+      <w:pPr>
+        <w:rPr>
+          <w:bCs/>
+          <w:lang w:val="en-US"/>
+        </w:rPr>
+      </w:pPr>
+      <w:r>
+        <w:rPr>
+          <w:bCs/>
+          <w:lang w:val="en-US"/>
+        </w:rPr>
+        <w:t xml:space="preserve">Given I have an existing account on </w:t>
+      </w:r>
+      <w:proofErr w:type="spellStart"/>
+      <w:r>
+        <w:rPr>
+          <w:bCs/>
+          <w:lang w:val="en-US"/>
+        </w:rPr>
+        <w:t>PrestaShop</w:t>
+      </w:r>
+      <w:proofErr w:type="spellEnd"/>
+    </w:p>
+    <w:p>
+      <w:pPr>
+        <w:rPr>
+          <w:bCs/>
+          <w:lang w:val="en-US"/>
+        </w:rPr>
+      </w:pPr>
+      <w:r>
+        <w:rPr>
+          <w:bCs/>
+          <w:lang w:val="en-US"/>
+        </w:rPr>
+        <w:t>When I enter a valid email and an invalid password</w:t>
+      </w:r>
+    </w:p>
+    <w:p>
+      <w:pPr>
+        <w:rPr>
+          <w:bCs/>
+          <w:lang w:val="en-US"/>
+        </w:rPr>
+      </w:pPr>
+      <w:r>
+        <w:rPr>
+          <w:bCs/>
+          <w:lang w:val="en-US"/>
+        </w:rPr>
+        <w:t>Then an error message displays "Authentication failed"</w:t>
+      </w:r>
+    </w:p>
+    <w:p>
+      <w:pPr>
+        <w:rPr>
+          <w:bCs/>
+          <w:lang w:val="en-US"/>
+        </w:rPr>
+      </w:pPr>
+      <w:r>
+        <w:rPr>
+          <w:bCs/>
+          <w:lang w:val="en-US"/>
+        </w:rPr>
+        <w:t>And the password field is cleared</w:t>
+      </w:r>
+    </w:p>
+    <w:p>
+      <w:pPr>
+        <w:rPr>
+          <w:bCs/>
+          <w:lang w:val="en-US"/>
+        </w:rPr>
+      </w:pPr>
+      <w:r>
+        <w:rPr>
+          <w:bCs/>
+          <w:lang w:val="en-US"/>
+        </w:rPr>
+        <w:t>And I remain on the login page</w:t>
+      </w:r>
+    </w:p>
+    <w:p>
+      <w:pPr>
+        <w:rPr>
+          <w:bCs/>
+        </w:rPr>
+      </w:pPr>
+      <w:r>
+        <w:rPr>
+          <w:bCs/>
+        </w:rPr>
+        <w:pict>
+          <v:rect id="_x0000_i1098" style="width:0;height:.75pt" o:hralign="center" o:hrstd="t" o:hr="t" fillcolor="#a0a0a0" stroked="f"/>
+        </w:pict>
+      </w:r>
+    </w:p>
+    <w:p>
+      <w:pPr>
+        <w:rPr>
+          <w:bCs/>
+          <w:lang w:val="en-US"/>
+        </w:rPr>
+      </w:pPr>
+      <w:r>
+        <w:rPr>
+          <w:b/>
+          <w:bCs/>
+          <w:lang w:val="en-US"/>
+        </w:rPr>
+        <w:t>AC-</w:t>
+      </w:r>
+      <w:proofErr w:type="gramStart"/>
+      <w:r>
+        <w:rPr>
+          <w:b/>
+          <w:bCs/>
+          <w:lang w:val="en-US"/>
+        </w:rPr>
+        <w:t>05 :</w:t>
+      </w:r>
+      <w:proofErr w:type="gramEnd"/>
+      <w:r>
+        <w:rPr>
+          <w:b/>
+          <w:bCs/>
+          <w:lang w:val="en-US"/>
+        </w:rPr>
+        <w:t xml:space="preserve"> </w:t>
+      </w:r>
+      <w:proofErr w:type="spellStart"/>
+      <w:r>
+        <w:rPr>
+          <w:b/>
+          <w:bCs/>
+          <w:lang w:val="en-US"/>
+        </w:rPr>
+        <w:t>Ajout</w:t>
+      </w:r>
+      <w:proofErr w:type="spellEnd"/>
+      <w:r>
+        <w:rPr>
+          <w:b/>
+          <w:bCs/>
+          <w:lang w:val="en-US"/>
+        </w:rPr>
+        <w:t xml:space="preserve"> </w:t>
+      </w:r>
+      <w:proofErr w:type="spellStart"/>
+      <w:r>
+        <w:rPr>
+          <w:b/>
+          <w:bCs/>
+          <w:lang w:val="en-US"/>
+        </w:rPr>
+        <w:t>produit</w:t>
+      </w:r>
+      <w:proofErr w:type="spellEnd"/>
+      <w:r>
+        <w:rPr>
+          <w:b/>
+          <w:bCs/>
+          <w:lang w:val="en-US"/>
+        </w:rPr>
+        <w:t xml:space="preserve"> au panier</w:t>
+      </w:r>
+    </w:p>
+    <w:p>
+      <w:pPr>
+        <w:rPr>
+          <w:bCs/>
+          <w:lang w:val="en-US"/>
+        </w:rPr>
+      </w:pPr>
+      <w:r>
+        <w:rPr>
+          <w:bCs/>
+          <w:lang w:val="en-US"/>
+        </w:rPr>
+        <w:t xml:space="preserve">Given I am on the </w:t>
+      </w:r>
+      <w:proofErr w:type="spellStart"/>
+      <w:r>
+        <w:rPr>
+          <w:bCs/>
+          <w:lang w:val="en-US"/>
+        </w:rPr>
+        <w:t>PrestaShop</w:t>
+      </w:r>
+      <w:proofErr w:type="spellEnd"/>
+      <w:r>
+        <w:rPr>
+          <w:bCs/>
+          <w:lang w:val="en-US"/>
+        </w:rPr>
+        <w:t xml:space="preserve"> homepage</w:t>
+      </w:r>
+    </w:p>
+    <w:p>
+      <w:pPr>
+        <w:rPr>
+          <w:bCs/>
+          <w:lang w:val="en-US"/>
+        </w:rPr>
+      </w:pPr>
+      <w:r>
+        <w:rPr>
+          <w:bCs/>
+          <w:lang w:val="en-US"/>
+        </w:rPr>
+        <w:t>When I browse a product</w:t>
+      </w:r>
+    </w:p>
+    <w:p>
+      <w:pPr>
+        <w:rPr>
+          <w:bCs/>
+          <w:lang w:val="en-US"/>
+        </w:rPr>
+      </w:pPr>
+      <w:r>
+        <w:rPr>
+          <w:bCs/>
+          <w:lang w:val="en-US"/>
+        </w:rPr>
+        <w:t>And I click on "Add to cart"</w:t>
+      </w:r>
+    </w:p>
+    <w:p>
+      <w:pPr>
+        <w:rPr>
+          <w:bCs/>
+          <w:lang w:val="en-US"/>
+        </w:rPr>
+      </w:pPr>
+      <w:r>
+        <w:rPr>
+          <w:bCs/>
+          <w:lang w:val="en-US"/>
+        </w:rPr>
+        <w:t>Then a confirmation popup displays "Product successfully added"</w:t>
+      </w:r>
+    </w:p>
+    <w:p>
+      <w:pPr>
+        <w:rPr>
+          <w:bCs/>
+          <w:lang w:val="en-US"/>
+        </w:rPr>
+      </w:pPr>
+      <w:r>
+        <w:rPr>
+          <w:bCs/>
+          <w:lang w:val="en-US"/>
+        </w:rPr>
+        <w:t>And the cart icon shows the updated quantity</w:t>
+      </w:r>
+    </w:p>
+    <w:p>
+      <w:pPr>
+        <w:rPr>
+          <w:bCs/>
+        </w:rPr>
+      </w:pPr>
+      <w:r>
+        <w:rPr>
+          <w:bCs/>
+        </w:rPr>
+        <w:pict>
+          <v:rect id="_x0000_i1099" style="width:0;height:.75pt" o:hralign="center" o:hrstd="t" o:hr="t" fillcolor="#a0a0a0" stroked="f"/>
+        </w:pict>
+      </w:r>
+    </w:p>
+    <w:p>
+      <w:pPr>
+        <w:rPr>
+          <w:bCs/>
+          <w:lang w:val="en-US"/>
+        </w:rPr>
+      </w:pPr>
+      <w:r>
+        <w:rPr>
+          <w:b/>
+          <w:bCs/>
+          <w:lang w:val="en-US"/>
+        </w:rPr>
+        <w:t>AC-</w:t>
+      </w:r>
+      <w:proofErr w:type="gramStart"/>
+      <w:r>
+        <w:rPr>
+          <w:b/>
+          <w:bCs/>
+          <w:lang w:val="en-US"/>
+        </w:rPr>
+        <w:t>06 :</w:t>
+      </w:r>
+      <w:proofErr w:type="gramEnd"/>
+      <w:r>
+        <w:rPr>
+          <w:b/>
+          <w:bCs/>
+          <w:lang w:val="en-US"/>
+        </w:rPr>
+        <w:t xml:space="preserve"> Suppression </w:t>
+      </w:r>
+      <w:proofErr w:type="spellStart"/>
+      <w:r>
+        <w:rPr>
+          <w:b/>
+          <w:bCs/>
+          <w:lang w:val="en-US"/>
+        </w:rPr>
+        <w:t>produit</w:t>
+      </w:r>
+      <w:proofErr w:type="spellEnd"/>
+      <w:r>
+        <w:rPr>
+          <w:b/>
+          <w:bCs/>
+          <w:lang w:val="en-US"/>
+        </w:rPr>
+        <w:t xml:space="preserve"> du panier</w:t>
+      </w:r>
+    </w:p>
+    <w:p>
+      <w:pPr>
+        <w:rPr>
+          <w:bCs/>
+          <w:lang w:val="en-US"/>
+        </w:rPr>
+      </w:pPr>
+      <w:r>
+        <w:rPr>
+          <w:bCs/>
+          <w:lang w:val="en-US"/>
+        </w:rPr>
+        <w:t>Given I have at least one product in my cart</w:t>
+      </w:r>
+    </w:p>
+    <w:p>
+      <w:pPr>
+        <w:rPr>
+          <w:bCs/>
+          <w:lang w:val="en-US"/>
+        </w:rPr>
+      </w:pPr>
+      <w:r>
+        <w:rPr>
+          <w:bCs/>
+          <w:lang w:val="en-US"/>
+        </w:rPr>
+        <w:t>When I open my cart</w:t>
+      </w:r>
+    </w:p>
+    <w:p>
+      <w:pPr>
+        <w:rPr>
+          <w:bCs/>
+          <w:lang w:val="en-US"/>
+        </w:rPr>
+      </w:pPr>
+      <w:r>
+        <w:rPr>
+          <w:bCs/>
+          <w:lang w:val="en-US"/>
+        </w:rPr>
+        <w:t>And I click on "Remove" or "Delete"</w:t>
+      </w:r>
+    </w:p>
+    <w:p>
+      <w:pPr>
+        <w:rPr>
+          <w:bCs/>
+          <w:lang w:val="en-US"/>
+        </w:rPr>
+      </w:pPr>
+      <w:r>
+        <w:rPr>
+          <w:bCs/>
+          <w:lang w:val="en-US"/>
+        </w:rPr>
+        <w:t>Then the product disappears from the cart</w:t>
+      </w:r>
+    </w:p>
+    <w:p>
+      <w:pPr>
+        <w:rPr>
+          <w:bCs/>
+          <w:lang w:val="en-US"/>
+        </w:rPr>
+      </w:pPr>
+      <w:r>
+        <w:rPr>
+          <w:bCs/>
+          <w:lang w:val="en-US"/>
+        </w:rPr>
+        <w:t>And a message confirms "Product successfully removed"</w:t>
+      </w:r>
+    </w:p>
+    <w:p>
+      <w:pPr>
+        <w:rPr>
+          <w:bCs/>
+        </w:rPr>
+      </w:pPr>
+      <w:r>
+        <w:rPr>
+          <w:bCs/>
+        </w:rPr>
+        <w:pict>
+          <v:rect id="_x0000_i1100" style="width:0;height:.75pt" o:hralign="center" o:hrstd="t" o:hr="t" fillcolor="#a0a0a0" stroked="f"/>
+        </w:pict>
+      </w:r>
+    </w:p>
+    <w:p>
+      <w:pPr>
+        <w:rPr>
+          <w:bCs/>
+          <w:lang w:val="en-US"/>
+        </w:rPr>
+      </w:pPr>
+      <w:r>
+        <w:rPr>
+          <w:b/>
+          <w:bCs/>
+          <w:lang w:val="en-US"/>
+        </w:rPr>
+        <w:t>AC-</w:t>
+      </w:r>
+      <w:proofErr w:type="gramStart"/>
+      <w:r>
+        <w:rPr>
+          <w:b/>
+          <w:bCs/>
+          <w:lang w:val="en-US"/>
+        </w:rPr>
+        <w:t>07 :</w:t>
+      </w:r>
+      <w:proofErr w:type="gramEnd"/>
+      <w:r>
+        <w:rPr>
+          <w:b/>
+          <w:bCs/>
+          <w:lang w:val="en-US"/>
+        </w:rPr>
+        <w:t xml:space="preserve"> </w:t>
+      </w:r>
+      <w:proofErr w:type="spellStart"/>
+      <w:r>
+        <w:rPr>
+          <w:b/>
+          <w:bCs/>
+          <w:lang w:val="en-US"/>
+        </w:rPr>
+        <w:t>Calcul</w:t>
+      </w:r>
+      <w:proofErr w:type="spellEnd"/>
+      <w:r>
+        <w:rPr>
+          <w:b/>
+          <w:bCs/>
+          <w:lang w:val="en-US"/>
+        </w:rPr>
+        <w:t xml:space="preserve"> du prix total</w:t>
+      </w:r>
+    </w:p>
+    <w:p>
+      <w:pPr>
+        <w:rPr>
+          <w:bCs/>
+          <w:lang w:val="en-US"/>
+        </w:rPr>
+      </w:pPr>
+      <w:r>
+        <w:rPr>
+          <w:bCs/>
+          <w:lang w:val="en-US"/>
+        </w:rPr>
+        <w:t>Given I have multiple products in my cart</w:t>
+      </w:r>
+    </w:p>
+    <w:p>
+      <w:pPr>
+        <w:rPr>
+          <w:bCs/>
+          <w:lang w:val="en-US"/>
+        </w:rPr>
+      </w:pPr>
+      <w:r>
+        <w:rPr>
+          <w:bCs/>
+          <w:lang w:val="en-US"/>
+        </w:rPr>
+        <w:t>When I view my cart summary</w:t>
+      </w:r>
+    </w:p>
+    <w:p>
+      <w:pPr>
+        <w:rPr>
+          <w:bCs/>
+          <w:lang w:val="en-US"/>
+        </w:rPr>
+      </w:pPr>
+      <w:r>
+        <w:rPr>
+          <w:bCs/>
+          <w:lang w:val="en-US"/>
+        </w:rPr>
+        <w:t>Then the total price displayed equals the sum of all product prices</w:t>
+      </w:r>
+    </w:p>
+    <w:p>
+      <w:pPr>
+        <w:rPr>
+          <w:bCs/>
+          <w:lang w:val="en-US"/>
+        </w:rPr>
+      </w:pPr>
+      <w:r>
+        <w:rPr>
+          <w:bCs/>
+          <w:lang w:val="en-US"/>
+        </w:rPr>
+        <w:t>And taxes are correctly included or shown separately</w:t>
+      </w:r>
+    </w:p>
+    <w:p>
+      <w:pPr>
+        <w:rPr>
+          <w:bCs/>
+        </w:rPr>
+      </w:pPr>
+      <w:r>
+        <w:rPr>
+          <w:bCs/>
+        </w:rPr>
+        <w:pict>
+          <v:rect id="_x0000_i1101" style="width:0;height:.75pt" o:hralign="center" o:hrstd="t" o:hr="t" fillcolor="#a0a0a0" stroked="f"/>
+        </w:pict>
+      </w:r>
+    </w:p>
+    <w:p>
+      <w:pPr>
+        <w:rPr>
+          <w:bCs/>
+          <w:lang w:val="en-US"/>
+        </w:rPr>
+      </w:pPr>
+      <w:r>
+        <w:rPr>
+          <w:b/>
+          <w:bCs/>
+          <w:lang w:val="en-US"/>
+        </w:rPr>
+        <w:t>AC-</w:t>
+      </w:r>
+      <w:proofErr w:type="gramStart"/>
+      <w:r>
+        <w:rPr>
+          <w:b/>
+          <w:bCs/>
+          <w:lang w:val="en-US"/>
+        </w:rPr>
+        <w:t>08 :</w:t>
+      </w:r>
+      <w:proofErr w:type="gramEnd"/>
+      <w:r>
+        <w:rPr>
+          <w:b/>
+          <w:bCs/>
+          <w:lang w:val="en-US"/>
+        </w:rPr>
+        <w:t xml:space="preserve"> Passage de </w:t>
+      </w:r>
+      <w:proofErr w:type="spellStart"/>
+      <w:r>
+        <w:rPr>
+          <w:b/>
+          <w:bCs/>
+          <w:lang w:val="en-US"/>
+        </w:rPr>
+        <w:t>commande</w:t>
+      </w:r>
+      <w:proofErr w:type="spellEnd"/>
+    </w:p>
+    <w:p>
+      <w:pPr>
+        <w:rPr>
+          <w:bCs/>
+          <w:lang w:val="en-US"/>
+        </w:rPr>
+      </w:pPr>
+      <w:r>
+        <w:rPr>
+          <w:bCs/>
+          <w:lang w:val="en-US"/>
+        </w:rPr>
+        <w:t>Given I am logged into my account</w:t>
+      </w:r>
+    </w:p>
+    <w:p>
+      <w:pPr>
+        <w:rPr>
+          <w:bCs/>
+          <w:lang w:val="en-US"/>
+        </w:rPr>
+      </w:pPr>
+      <w:r>
+        <w:rPr>
+          <w:bCs/>
+          <w:lang w:val="en-US"/>
+        </w:rPr>
+        <w:t>And I have products in my cart</w:t>
+      </w:r>
+    </w:p>
+    <w:p>
+      <w:pPr>
+        <w:rPr>
+          <w:bCs/>
+          <w:lang w:val="en-US"/>
+        </w:rPr>
+      </w:pPr>
+      <w:r>
+        <w:rPr>
+          <w:bCs/>
+          <w:lang w:val="en-US"/>
+        </w:rPr>
+        <w:t>When I proceed through checkout</w:t>
+      </w:r>
+    </w:p>
+    <w:p>
+      <w:pPr>
+        <w:rPr>
+          <w:bCs/>
+          <w:lang w:val="en-US"/>
+        </w:rPr>
+      </w:pPr>
+      <w:r>
+        <w:rPr>
+          <w:bCs/>
+          <w:lang w:val="en-US"/>
+        </w:rPr>
+        <w:lastRenderedPageBreak/>
+        <w:t>And I confirm my address, shipping and payment</w:t>
+      </w:r>
+    </w:p>
+    <w:p>
+      <w:pPr>
+        <w:rPr>
+          <w:bCs/>
+          <w:lang w:val="en-US"/>
+        </w:rPr>
+      </w:pPr>
+      <w:r>
+        <w:rPr>
+          <w:bCs/>
+          <w:lang w:val="en-US"/>
+        </w:rPr>
+        <w:t>Then I receive an order confirmation page</w:t>
+      </w:r>
+    </w:p>
+    <w:p>
+      <w:pPr>
+        <w:rPr>
+          <w:bCs/>
+          <w:lang w:val="en-US"/>
+        </w:rPr>
+      </w:pPr>
+      <w:r>
+        <w:rPr>
+          <w:bCs/>
+          <w:lang w:val="en-US"/>
+        </w:rPr>
+        <w:t>And an order number is generated</w:t>
+      </w:r>
+    </w:p>
+    <w:p>
+      <w:pPr>
+        <w:rPr>
+          <w:bCs/>
+        </w:rPr>
+      </w:pPr>
+      <w:r>
+        <w:rPr>
+          <w:bCs/>
+        </w:rPr>
+        <w:pict>
+          <v:rect id="_x0000_i1102" style="width:0;height:.75pt" o:hralign="center" o:hrstd="t" o:hr="t" fillcolor="#a0a0a0" stroked="f"/>
+        </w:pict>
+      </w:r>
+    </w:p>
+    <w:p>
+      <w:pPr>
+        <w:rPr>
+          <w:bCs/>
+          <w:lang w:val="en-US"/>
+        </w:rPr>
+      </w:pPr>
+      <w:r>
+        <w:rPr>
+          <w:b/>
+          <w:bCs/>
+          <w:lang w:val="en-US"/>
+        </w:rPr>
+        <w:t>AC-</w:t>
+      </w:r>
+      <w:proofErr w:type="gramStart"/>
+      <w:r>
+        <w:rPr>
+          <w:b/>
+          <w:bCs/>
+          <w:lang w:val="en-US"/>
+        </w:rPr>
+        <w:t>09 :</w:t>
+      </w:r>
+      <w:proofErr w:type="gramEnd"/>
+      <w:r>
+        <w:rPr>
+          <w:b/>
+          <w:bCs/>
+          <w:lang w:val="en-US"/>
+        </w:rPr>
+        <w:t xml:space="preserve"> Recherche de </w:t>
+      </w:r>
+      <w:proofErr w:type="spellStart"/>
+      <w:r>
+        <w:rPr>
+          <w:b/>
+          <w:bCs/>
+          <w:lang w:val="en-US"/>
+        </w:rPr>
+        <w:t>produit</w:t>
+      </w:r>
+      <w:proofErr w:type="spellEnd"/>
+    </w:p>
+    <w:p>
+      <w:pPr>
+        <w:rPr>
+          <w:bCs/>
+          <w:lang w:val="en-US"/>
+        </w:rPr>
+      </w:pPr>
+      <w:r>
+        <w:rPr>
+          <w:bCs/>
+          <w:lang w:val="en-US"/>
+        </w:rPr>
+        <w:t xml:space="preserve">Given I am on the </w:t>
+      </w:r>
+      <w:proofErr w:type="spellStart"/>
+      <w:r>
+        <w:rPr>
+          <w:bCs/>
+          <w:lang w:val="en-US"/>
+        </w:rPr>
+        <w:t>PrestaShop</w:t>
+      </w:r>
+      <w:proofErr w:type="spellEnd"/>
+      <w:r>
+        <w:rPr>
+          <w:bCs/>
+          <w:lang w:val="en-US"/>
+        </w:rPr>
+        <w:t xml:space="preserve"> homepage</w:t>
+      </w:r>
+    </w:p>
+    <w:p>
+      <w:pPr>
+        <w:rPr>
+          <w:bCs/>
+          <w:lang w:val="en-US"/>
+        </w:rPr>
+      </w:pPr>
+      <w:r>
+        <w:rPr>
+          <w:bCs/>
+          <w:lang w:val="en-US"/>
+        </w:rPr>
+        <w:t>When I enter a keyword "t-shirt" in the search bar</w:t>
+      </w:r>
+    </w:p>
+    <w:p>
+      <w:pPr>
+        <w:rPr>
+          <w:bCs/>
+          <w:lang w:val="en-US"/>
+        </w:rPr>
+      </w:pPr>
+      <w:r>
+        <w:rPr>
+          <w:bCs/>
+          <w:lang w:val="en-US"/>
+        </w:rPr>
+        <w:t>And I click on the search icon</w:t>
+      </w:r>
+    </w:p>
+    <w:p>
+      <w:pPr>
+        <w:rPr>
+          <w:bCs/>
+          <w:lang w:val="en-US"/>
+        </w:rPr>
+      </w:pPr>
+      <w:r>
+        <w:rPr>
+          <w:bCs/>
+          <w:lang w:val="en-US"/>
+        </w:rPr>
+        <w:t>Then I see a list of products containing "t-shirt"</w:t>
+      </w:r>
+    </w:p>
+    <w:p>
+      <w:pPr>
+        <w:rPr>
+          <w:bCs/>
+          <w:lang w:val="en-US"/>
+        </w:rPr>
+      </w:pPr>
+      <w:r>
+        <w:rPr>
+          <w:bCs/>
+          <w:lang w:val="en-US"/>
+        </w:rPr>
+        <w:t>And each result displays an image, name and price</w:t>
+      </w:r>
+    </w:p>
+    <w:p>
+      <w:pPr>
+        <w:rPr>
+          <w:bCs/>
+        </w:rPr>
+      </w:pPr>
+      <w:r>
+        <w:rPr>
+          <w:bCs/>
+        </w:rPr>
+        <w:pict>
+          <v:rect id="_x0000_i1103" style="width:0;height:.75pt" o:hralign="center" o:hrstd="t" o:hr="t" fillcolor="#a0a0a0" stroked="f"/>
+        </w:pict>
+      </w:r>
+    </w:p>
+    <w:p>
+      <w:pPr>
+        <w:rPr>
+          <w:bCs/>
+          <w:lang w:val="en-US"/>
+        </w:rPr>
+      </w:pPr>
+      <w:r>
+        <w:rPr>
+          <w:b/>
+          <w:bCs/>
+          <w:lang w:val="en-US"/>
+        </w:rPr>
+        <w:t>AC-</w:t>
+      </w:r>
+      <w:proofErr w:type="gramStart"/>
+      <w:r>
+        <w:rPr>
+          <w:b/>
+          <w:bCs/>
+          <w:lang w:val="en-US"/>
+        </w:rPr>
+        <w:t>10 :</w:t>
+      </w:r>
+      <w:proofErr w:type="gramEnd"/>
+      <w:r>
+        <w:rPr>
+          <w:b/>
+          <w:bCs/>
+          <w:lang w:val="en-US"/>
+        </w:rPr>
+        <w:t xml:space="preserve"> </w:t>
+      </w:r>
+      <w:proofErr w:type="spellStart"/>
+      <w:r>
+        <w:rPr>
+          <w:b/>
+          <w:bCs/>
+          <w:lang w:val="en-US"/>
+        </w:rPr>
+        <w:t>Déconnexion</w:t>
+      </w:r>
+      <w:proofErr w:type="spellEnd"/>
+    </w:p>
+    <w:p>
+      <w:pPr>
+        <w:rPr>
+          <w:bCs/>
+          <w:lang w:val="en-US"/>
+        </w:rPr>
+      </w:pPr>
+      <w:r>
+        <w:rPr>
+          <w:bCs/>
+          <w:lang w:val="en-US"/>
+        </w:rPr>
+        <w:t>Given I am logged into my account</w:t>
+      </w:r>
+    </w:p>
+    <w:p>
+      <w:pPr>
+        <w:rPr>
+          <w:bCs/>
+          <w:lang w:val="en-US"/>
+        </w:rPr>
+      </w:pPr>
+      <w:r>
+        <w:rPr>
+          <w:bCs/>
+          <w:lang w:val="en-US"/>
+        </w:rPr>
+        <w:t>When I click on my username</w:t>
+      </w:r>
+    </w:p>
+    <w:p>
+      <w:pPr>
+        <w:rPr>
+          <w:bCs/>
+          <w:lang w:val="en-US"/>
+        </w:rPr>
+      </w:pPr>
+      <w:r>
+        <w:rPr>
+          <w:bCs/>
+          <w:lang w:val="en-US"/>
+        </w:rPr>
+        <w:t>And I click on "Sign out"</w:t>
+      </w:r>
+    </w:p>
+    <w:p>
+      <w:pPr>
+        <w:rPr>
+          <w:bCs/>
+          <w:lang w:val="en-US"/>
+        </w:rPr>
+      </w:pPr>
+      <w:r>
+        <w:rPr>
+          <w:bCs/>
+          <w:lang w:val="en-US"/>
+        </w:rPr>
+        <w:t>Then I am redirected to the login page</w:t>
+      </w:r>
+    </w:p>
+    <w:p>
+      <w:pPr>
+        <w:rPr>
+          <w:bCs/>
+        </w:rPr>
+      </w:pPr>
+      <w:r>
+        <w:rPr>
+          <w:bCs/>
+        </w:rPr>
+        <w:t xml:space="preserve">And </w:t>
+      </w:r>
+      <w:proofErr w:type="spellStart"/>
+      <w:r>
+        <w:rPr>
+          <w:bCs/>
+        </w:rPr>
+        <w:t>my</w:t>
+      </w:r>
+      <w:proofErr w:type="spellEnd"/>
+      <w:r>
+        <w:rPr>
+          <w:bCs/>
+        </w:rPr>
+        <w:t xml:space="preserve"> session </w:t>
+      </w:r>
+      <w:proofErr w:type="spellStart"/>
+      <w:r>
+        <w:rPr>
+          <w:bCs/>
+        </w:rPr>
+        <w:t>is</w:t>
+      </w:r>
+      <w:proofErr w:type="spellEnd"/>
+      <w:r>
+        <w:rPr>
+          <w:bCs/>
+        </w:rPr>
+        <w:t xml:space="preserve"> </w:t>
+      </w:r>
+      <w:proofErr w:type="spellStart"/>
+      <w:r>
+        <w:rPr>
+          <w:bCs/>
+        </w:rPr>
+        <w:t>terminated</w:t>
+      </w:r>
+      <w:proofErr w:type="spellEnd"/>
+    </w:p>
+    <w:p>
+      <w:pPr>
+        <w:rPr>
+          <w:bCs/>
+        </w:rPr>
+      </w:pPr>
+    </w:p>
     <w:p>
       <w:r>
         <w:rPr>
@@ -1779,7 +3225,7 @@
     <w:p>
       <w:r>
         <w:pict>
-          <v:rect id="_x0000_i1174" style="width:0;height:.75pt" o:hralign="center" o:hrstd="t" o:hr="t" fillcolor="#a0a0a0" stroked="f"/>
+          <v:rect id="_x0000_i1029" style="width:0;height:.75pt" o:hralign="center" o:hrstd="t" o:hr="t" fillcolor="#a0a0a0" stroked="f"/>
         </w:pict>
       </w:r>
     </w:p>
@@ -1856,6 +3302,7 @@
           </w:tcPr>
           <w:p>
             <w:r>
+              <w:lastRenderedPageBreak/>
               <w:t>ID</w:t>
             </w:r>
           </w:p>
@@ -2152,7 +3599,6 @@
           </w:tcPr>
           <w:p>
             <w:r>
-              <w:lastRenderedPageBreak/>
               <w:t>TC-04</w:t>
             </w:r>
           </w:p>
@@ -2896,7 +4342,7 @@
     <w:p>
       <w:r>
         <w:pict>
-          <v:rect id="_x0000_i1175" style="width:0;height:.75pt" o:hralign="center" o:hrstd="t" o:hr="t" fillcolor="#a0a0a0" stroked="f"/>
+          <v:rect id="_x0000_i1030" style="width:0;height:.75pt" o:hralign="center" o:hrstd="t" o:hr="t" fillcolor="#a0a0a0" stroked="f"/>
         </w:pict>
       </w:r>
     </w:p>
@@ -3059,6 +4505,7 @@
                 <w:b/>
                 <w:bCs/>
               </w:rPr>
+              <w:lastRenderedPageBreak/>
               <w:t>Date exécution</w:t>
             </w:r>
           </w:p>
@@ -3246,7 +4693,6 @@
                 <w:b/>
                 <w:bCs/>
               </w:rPr>
-              <w:lastRenderedPageBreak/>
               <w:t>Résultat attendu</w:t>
             </w:r>
           </w:p>
@@ -3515,6 +4961,7 @@
                 <w:b/>
                 <w:bCs/>
               </w:rPr>
+              <w:lastRenderedPageBreak/>
               <w:t>Date exécution</w:t>
             </w:r>
           </w:p>
@@ -3646,7 +5093,6 @@
                 <w:b/>
                 <w:bCs/>
               </w:rPr>
-              <w:lastRenderedPageBreak/>
               <w:t>Résultat attendu</w:t>
             </w:r>
           </w:p>
@@ -3917,6 +5363,7 @@
                 <w:b/>
                 <w:bCs/>
               </w:rPr>
+              <w:lastRenderedPageBreak/>
               <w:t>Date exécution</w:t>
             </w:r>
           </w:p>
@@ -4056,7 +5503,6 @@
                 <w:b/>
                 <w:bCs/>
               </w:rPr>
-              <w:lastRenderedPageBreak/>
               <w:t>Résultat attendu</w:t>
             </w:r>
           </w:p>
@@ -4494,6 +5940,9 @@
     </w:tbl>
     <w:p>
       <w:r>
+        <w:rPr>
+          <w:noProof/>
+        </w:rPr>
         <w:lastRenderedPageBreak/>
         <w:drawing>
           <wp:inline distT="0" distB="0" distL="0" distR="0" wp14:anchorId="2D5066DD" wp14:editId="4CB61D3D">
@@ -4536,7 +5985,7 @@
     <w:p>
       <w:r>
         <w:pict>
-          <v:rect id="_x0000_i1179" style="width:0;height:.75pt" o:hralign="center" o:hrstd="t" o:hr="t" fillcolor="#a0a0a0" stroked="f"/>
+          <v:rect id="_x0000_i1031" style="width:0;height:.75pt" o:hralign="center" o:hrstd="t" o:hr="t" fillcolor="#a0a0a0" stroked="f"/>
         </w:pict>
       </w:r>
     </w:p>
@@ -4982,7 +6431,7 @@
     <w:p>
       <w:r>
         <w:pict>
-          <v:rect id="_x0000_i1180" style="width:0;height:.75pt" o:hralign="center" o:hrstd="t" o:hr="t" fillcolor="#a0a0a0" stroked="f"/>
+          <v:rect id="_x0000_i1032" style="width:0;height:.75pt" o:hralign="center" o:hrstd="t" o:hr="t" fillcolor="#a0a0a0" stroked="f"/>
         </w:pict>
       </w:r>
     </w:p>
@@ -6771,7 +8220,7 @@
     <w:p>
       <w:r>
         <w:pict>
-          <v:rect id="_x0000_i1185" style="width:0;height:.75pt" o:hralign="center" o:hrstd="t" o:hr="t" fillcolor="#a0a0a0" stroked="f"/>
+          <v:rect id="_x0000_i1033" style="width:0;height:.75pt" o:hralign="center" o:hrstd="t" o:hr="t" fillcolor="#a0a0a0" stroked="f"/>
         </w:pict>
       </w:r>
     </w:p>
@@ -8317,7 +9766,7 @@
     <w:p>
       <w:r>
         <w:pict>
-          <v:rect id="_x0000_i1186" style="width:0;height:.75pt" o:hralign="center" o:hrstd="t" o:hr="t" fillcolor="#a0a0a0" stroked="f"/>
+          <v:rect id="_x0000_i1034" style="width:0;height:.75pt" o:hralign="center" o:hrstd="t" o:hr="t" fillcolor="#a0a0a0" stroked="f"/>
         </w:pict>
       </w:r>
     </w:p>
@@ -8860,7 +10309,7 @@
     <w:p>
       <w:r>
         <w:pict>
-          <v:rect id="_x0000_i1187" style="width:0;height:.75pt" o:hralign="center" o:hrstd="t" o:hr="t" fillcolor="#a0a0a0" stroked="f"/>
+          <v:rect id="_x0000_i1035" style="width:0;height:.75pt" o:hralign="center" o:hrstd="t" o:hr="t" fillcolor="#a0a0a0" stroked="f"/>
         </w:pict>
       </w:r>
     </w:p>
@@ -9654,7 +11103,7 @@
     <w:p>
       <w:r>
         <w:pict>
-          <v:rect id="_x0000_i1188" style="width:0;height:.75pt" o:hralign="center" o:hrstd="t" o:hr="t" fillcolor="#a0a0a0" stroked="f"/>
+          <v:rect id="_x0000_i1036" style="width:0;height:.75pt" o:hralign="center" o:hrstd="t" o:hr="t" fillcolor="#a0a0a0" stroked="f"/>
         </w:pict>
       </w:r>
     </w:p>
@@ -10352,7 +11801,7 @@
     <w:p>
       <w:r>
         <w:pict>
-          <v:rect id="_x0000_i1189" style="width:0;height:.75pt" o:hralign="center" o:hrstd="t" o:hr="t" fillcolor="#a0a0a0" stroked="f"/>
+          <v:rect id="_x0000_i1037" style="width:0;height:.75pt" o:hralign="center" o:hrstd="t" o:hr="t" fillcolor="#a0a0a0" stroked="f"/>
         </w:pict>
       </w:r>
     </w:p>
@@ -10979,7 +12428,7 @@
     <w:p>
       <w:r>
         <w:pict>
-          <v:rect id="_x0000_i1190" style="width:0;height:.75pt" o:hralign="center" o:hrstd="t" o:hr="t" fillcolor="#a0a0a0" stroked="f"/>
+          <v:rect id="_x0000_i1038" style="width:0;height:.75pt" o:hralign="center" o:hrstd="t" o:hr="t" fillcolor="#a0a0a0" stroked="f"/>
         </w:pict>
       </w:r>
     </w:p>
@@ -11682,7 +13131,7 @@
     <w:p>
       <w:r>
         <w:pict>
-          <v:rect id="_x0000_i1191" style="width:0;height:.75pt" o:hralign="center" o:hrstd="t" o:hr="t" fillcolor="#a0a0a0" stroked="f"/>
+          <v:rect id="_x0000_i1039" style="width:0;height:.75pt" o:hralign="center" o:hrstd="t" o:hr="t" fillcolor="#a0a0a0" stroked="f"/>
         </w:pict>
       </w:r>
     </w:p>
@@ -12018,7 +13467,7 @@
     <w:p>
       <w:r>
         <w:pict>
-          <v:rect id="_x0000_i1192" style="width:0;height:.75pt" o:hralign="center" o:hrstd="t" o:hr="t" fillcolor="#a0a0a0" stroked="f"/>
+          <v:rect id="_x0000_i1040" style="width:0;height:.75pt" o:hralign="center" o:hrstd="t" o:hr="t" fillcolor="#a0a0a0" stroked="f"/>
         </w:pict>
       </w:r>
     </w:p>

--- a/RAPPORT PHASE 2.docx
+++ b/RAPPORT PHASE 2.docx
@@ -4,6 +4,7 @@
   <w:body>
     <w:p>
       <w:pPr>
+        <w:jc w:val="center"/>
         <w:rPr>
           <w:b/>
           <w:bCs/>
@@ -20,6 +21,14 @@
         </w:rPr>
         <w:t>RAPPORT PHASE 2 - EXÉCUTION DES TESTS</w:t>
       </w:r>
+    </w:p>
+    <w:p>
+      <w:pPr>
+        <w:rPr>
+          <w:b/>
+          <w:bCs/>
+        </w:rPr>
+      </w:pPr>
     </w:p>
     <w:p>
       <w:r>
@@ -284,12 +293,14 @@
         <w:rPr>
           <w:b/>
           <w:bCs/>
+          <w:color w:val="FF0000"/>
         </w:rPr>
       </w:pPr>
       <w:r>
         <w:rPr>
           <w:b/>
           <w:bCs/>
+          <w:color w:val="FF0000"/>
         </w:rPr>
         <w:t>1. INTRODUCTION</w:t>
       </w:r>
@@ -351,12 +362,14 @@
         <w:rPr>
           <w:b/>
           <w:bCs/>
+          <w:color w:val="FF0000"/>
         </w:rPr>
       </w:pPr>
       <w:r>
         <w:rPr>
           <w:b/>
           <w:bCs/>
+          <w:color w:val="FF0000"/>
         </w:rPr>
         <w:t>2. OBJECTIF DE LA PHASE 2</w:t>
       </w:r>
@@ -614,12 +627,14 @@
         <w:rPr>
           <w:b/>
           <w:bCs/>
+          <w:color w:val="FF0000"/>
         </w:rPr>
       </w:pPr>
       <w:r>
         <w:rPr>
           <w:b/>
           <w:bCs/>
+          <w:color w:val="FF0000"/>
         </w:rPr>
         <w:t>3. PÉRIMÈTRE DES TESTS EXÉCUTÉS</w:t>
       </w:r>
@@ -1054,12 +1069,14 @@
         <w:rPr>
           <w:b/>
           <w:bCs/>
+          <w:color w:val="FF0000"/>
         </w:rPr>
       </w:pPr>
       <w:r>
         <w:rPr>
           <w:b/>
           <w:bCs/>
+          <w:color w:val="FF0000"/>
         </w:rPr>
         <w:t>4. ENVIRONNEMENT DE TEST</w:t>
       </w:r>
@@ -1446,29 +1463,37 @@
         <w:rPr>
           <w:b/>
           <w:bCs/>
+          <w:color w:val="FF0000"/>
         </w:rPr>
       </w:pPr>
       <w:r>
         <w:rPr>
           <w:b/>
           <w:bCs/>
+          <w:color w:val="FF0000"/>
         </w:rPr>
         <w:t xml:space="preserve">4.1 ACCEPTANCE CRITERIA </w:t>
       </w:r>
-      <w:bookmarkStart w:id="0" w:name="_GoBack"/>
-      <w:bookmarkEnd w:id="0"/>
-    </w:p>
-    <w:p>
-      <w:pPr>
-        <w:rPr>
-          <w:bCs/>
-        </w:rPr>
-      </w:pPr>
-      <w:r>
+    </w:p>
+    <w:p>
+      <w:pPr>
         <w:rPr>
           <w:b/>
           <w:bCs/>
         </w:rPr>
+      </w:pPr>
+    </w:p>
+    <w:p>
+      <w:pPr>
+        <w:rPr>
+          <w:bCs/>
+        </w:rPr>
+      </w:pPr>
+      <w:r>
+        <w:rPr>
+          <w:b/>
+          <w:bCs/>
+        </w:rPr>
         <w:t>AC-01 : Création de compte</w:t>
       </w:r>
     </w:p>
@@ -1567,7 +1592,7 @@
           <w:bCs/>
         </w:rPr>
         <w:pict>
-          <v:rect id="_x0000_i1095" style="width:0;height:.75pt" o:hralign="center" o:hrstd="t" o:hr="t" fillcolor="#a0a0a0" stroked="f"/>
+          <v:rect id="_x0000_i1029" style="width:0;height:.75pt" o:hralign="center" o:hrstd="t" o:hr="t" fillcolor="#a0a0a0" stroked="f"/>
         </w:pict>
       </w:r>
     </w:p>
@@ -1713,7 +1738,7 @@
           <w:bCs/>
         </w:rPr>
         <w:pict>
-          <v:rect id="_x0000_i1096" style="width:0;height:.75pt" o:hralign="center" o:hrstd="t" o:hr="t" fillcolor="#a0a0a0" stroked="f"/>
+          <v:rect id="_x0000_i1030" style="width:0;height:.75pt" o:hralign="center" o:hrstd="t" o:hr="t" fillcolor="#a0a0a0" stroked="f"/>
         </w:pict>
       </w:r>
     </w:p>
@@ -1858,8 +1883,9 @@
         <w:rPr>
           <w:bCs/>
         </w:rPr>
+        <w:lastRenderedPageBreak/>
         <w:pict>
-          <v:rect id="_x0000_i1097" style="width:0;height:.75pt" o:hralign="center" o:hrstd="t" o:hr="t" fillcolor="#a0a0a0" stroked="f"/>
+          <v:rect id="_x0000_i1031" style="width:0;height:.75pt" o:hralign="center" o:hrstd="t" o:hr="t" fillcolor="#a0a0a0" stroked="f"/>
         </w:pict>
       </w:r>
     </w:p>
@@ -1874,8 +1900,641 @@
           <w:b/>
           <w:bCs/>
         </w:rPr>
+        <w:t>AC-04 : Connexion avec mot de passe invalide</w:t>
+      </w:r>
+    </w:p>
+    <w:p>
+      <w:pPr>
+        <w:rPr>
+          <w:bCs/>
+          <w:lang w:val="en-US"/>
+        </w:rPr>
+      </w:pPr>
+      <w:r>
+        <w:rPr>
+          <w:bCs/>
+          <w:lang w:val="en-US"/>
+        </w:rPr>
+        <w:t xml:space="preserve">Given I have an existing account on </w:t>
+      </w:r>
+      <w:proofErr w:type="spellStart"/>
+      <w:r>
+        <w:rPr>
+          <w:bCs/>
+          <w:lang w:val="en-US"/>
+        </w:rPr>
+        <w:t>PrestaShop</w:t>
+      </w:r>
+      <w:proofErr w:type="spellEnd"/>
+    </w:p>
+    <w:p>
+      <w:pPr>
+        <w:rPr>
+          <w:bCs/>
+          <w:lang w:val="en-US"/>
+        </w:rPr>
+      </w:pPr>
+      <w:r>
+        <w:rPr>
+          <w:bCs/>
+          <w:lang w:val="en-US"/>
+        </w:rPr>
+        <w:t>When I enter a valid email and an invalid password</w:t>
+      </w:r>
+    </w:p>
+    <w:p>
+      <w:pPr>
+        <w:rPr>
+          <w:bCs/>
+          <w:lang w:val="en-US"/>
+        </w:rPr>
+      </w:pPr>
+      <w:r>
+        <w:rPr>
+          <w:bCs/>
+          <w:lang w:val="en-US"/>
+        </w:rPr>
+        <w:t>Then an error message displays "Authentication failed"</w:t>
+      </w:r>
+    </w:p>
+    <w:p>
+      <w:pPr>
+        <w:rPr>
+          <w:bCs/>
+          <w:lang w:val="en-US"/>
+        </w:rPr>
+      </w:pPr>
+      <w:r>
+        <w:rPr>
+          <w:bCs/>
+          <w:lang w:val="en-US"/>
+        </w:rPr>
+        <w:t>And the password field is cleared</w:t>
+      </w:r>
+    </w:p>
+    <w:p>
+      <w:pPr>
+        <w:rPr>
+          <w:bCs/>
+          <w:lang w:val="en-US"/>
+        </w:rPr>
+      </w:pPr>
+      <w:r>
+        <w:rPr>
+          <w:bCs/>
+          <w:lang w:val="en-US"/>
+        </w:rPr>
+        <w:t>And I remain on the login page</w:t>
+      </w:r>
+    </w:p>
+    <w:p>
+      <w:pPr>
+        <w:rPr>
+          <w:bCs/>
+        </w:rPr>
+      </w:pPr>
+      <w:r>
+        <w:rPr>
+          <w:bCs/>
+        </w:rPr>
+        <w:pict>
+          <v:rect id="_x0000_i1032" style="width:0;height:.75pt" o:hralign="center" o:hrstd="t" o:hr="t" fillcolor="#a0a0a0" stroked="f"/>
+        </w:pict>
+      </w:r>
+    </w:p>
+    <w:p>
+      <w:pPr>
+        <w:rPr>
+          <w:bCs/>
+          <w:lang w:val="en-US"/>
+        </w:rPr>
+      </w:pPr>
+      <w:r>
+        <w:rPr>
+          <w:b/>
+          <w:bCs/>
+          <w:lang w:val="en-US"/>
+        </w:rPr>
+        <w:t>AC-</w:t>
+      </w:r>
+      <w:proofErr w:type="gramStart"/>
+      <w:r>
+        <w:rPr>
+          <w:b/>
+          <w:bCs/>
+          <w:lang w:val="en-US"/>
+        </w:rPr>
+        <w:t>05 :</w:t>
+      </w:r>
+      <w:proofErr w:type="gramEnd"/>
+      <w:r>
+        <w:rPr>
+          <w:b/>
+          <w:bCs/>
+          <w:lang w:val="en-US"/>
+        </w:rPr>
+        <w:t xml:space="preserve"> </w:t>
+      </w:r>
+      <w:proofErr w:type="spellStart"/>
+      <w:r>
+        <w:rPr>
+          <w:b/>
+          <w:bCs/>
+          <w:lang w:val="en-US"/>
+        </w:rPr>
+        <w:t>Ajout</w:t>
+      </w:r>
+      <w:proofErr w:type="spellEnd"/>
+      <w:r>
+        <w:rPr>
+          <w:b/>
+          <w:bCs/>
+          <w:lang w:val="en-US"/>
+        </w:rPr>
+        <w:t xml:space="preserve"> </w:t>
+      </w:r>
+      <w:proofErr w:type="spellStart"/>
+      <w:r>
+        <w:rPr>
+          <w:b/>
+          <w:bCs/>
+          <w:lang w:val="en-US"/>
+        </w:rPr>
+        <w:t>produit</w:t>
+      </w:r>
+      <w:proofErr w:type="spellEnd"/>
+      <w:r>
+        <w:rPr>
+          <w:b/>
+          <w:bCs/>
+          <w:lang w:val="en-US"/>
+        </w:rPr>
+        <w:t xml:space="preserve"> au panier</w:t>
+      </w:r>
+    </w:p>
+    <w:p>
+      <w:pPr>
+        <w:rPr>
+          <w:bCs/>
+          <w:lang w:val="en-US"/>
+        </w:rPr>
+      </w:pPr>
+      <w:r>
+        <w:rPr>
+          <w:bCs/>
+          <w:lang w:val="en-US"/>
+        </w:rPr>
+        <w:t xml:space="preserve">Given I am on the </w:t>
+      </w:r>
+      <w:proofErr w:type="spellStart"/>
+      <w:r>
+        <w:rPr>
+          <w:bCs/>
+          <w:lang w:val="en-US"/>
+        </w:rPr>
+        <w:t>PrestaShop</w:t>
+      </w:r>
+      <w:proofErr w:type="spellEnd"/>
+      <w:r>
+        <w:rPr>
+          <w:bCs/>
+          <w:lang w:val="en-US"/>
+        </w:rPr>
+        <w:t xml:space="preserve"> homepage</w:t>
+      </w:r>
+    </w:p>
+    <w:p>
+      <w:pPr>
+        <w:rPr>
+          <w:bCs/>
+          <w:lang w:val="en-US"/>
+        </w:rPr>
+      </w:pPr>
+      <w:r>
+        <w:rPr>
+          <w:bCs/>
+          <w:lang w:val="en-US"/>
+        </w:rPr>
+        <w:t>When I browse a product</w:t>
+      </w:r>
+    </w:p>
+    <w:p>
+      <w:pPr>
+        <w:rPr>
+          <w:bCs/>
+          <w:lang w:val="en-US"/>
+        </w:rPr>
+      </w:pPr>
+      <w:r>
+        <w:rPr>
+          <w:bCs/>
+          <w:lang w:val="en-US"/>
+        </w:rPr>
+        <w:t>And I click on "Add to cart"</w:t>
+      </w:r>
+    </w:p>
+    <w:p>
+      <w:pPr>
+        <w:rPr>
+          <w:bCs/>
+          <w:lang w:val="en-US"/>
+        </w:rPr>
+      </w:pPr>
+      <w:r>
+        <w:rPr>
+          <w:bCs/>
+          <w:lang w:val="en-US"/>
+        </w:rPr>
+        <w:t>Then a confirmation popup displays "Product successfully added"</w:t>
+      </w:r>
+    </w:p>
+    <w:p>
+      <w:pPr>
+        <w:rPr>
+          <w:bCs/>
+          <w:lang w:val="en-US"/>
+        </w:rPr>
+      </w:pPr>
+      <w:r>
+        <w:rPr>
+          <w:bCs/>
+          <w:lang w:val="en-US"/>
+        </w:rPr>
+        <w:t>And the cart icon shows the updated quantity</w:t>
+      </w:r>
+    </w:p>
+    <w:p>
+      <w:pPr>
+        <w:rPr>
+          <w:bCs/>
+        </w:rPr>
+      </w:pPr>
+      <w:r>
+        <w:rPr>
+          <w:bCs/>
+        </w:rPr>
+        <w:pict>
+          <v:rect id="_x0000_i1033" style="width:0;height:.75pt" o:hralign="center" o:hrstd="t" o:hr="t" fillcolor="#a0a0a0" stroked="f"/>
+        </w:pict>
+      </w:r>
+    </w:p>
+    <w:p>
+      <w:pPr>
+        <w:rPr>
+          <w:bCs/>
+          <w:lang w:val="en-US"/>
+        </w:rPr>
+      </w:pPr>
+      <w:r>
+        <w:rPr>
+          <w:b/>
+          <w:bCs/>
+          <w:lang w:val="en-US"/>
+        </w:rPr>
+        <w:t>AC-</w:t>
+      </w:r>
+      <w:proofErr w:type="gramStart"/>
+      <w:r>
+        <w:rPr>
+          <w:b/>
+          <w:bCs/>
+          <w:lang w:val="en-US"/>
+        </w:rPr>
+        <w:t>06 :</w:t>
+      </w:r>
+      <w:proofErr w:type="gramEnd"/>
+      <w:r>
+        <w:rPr>
+          <w:b/>
+          <w:bCs/>
+          <w:lang w:val="en-US"/>
+        </w:rPr>
+        <w:t xml:space="preserve"> Suppression </w:t>
+      </w:r>
+      <w:proofErr w:type="spellStart"/>
+      <w:r>
+        <w:rPr>
+          <w:b/>
+          <w:bCs/>
+          <w:lang w:val="en-US"/>
+        </w:rPr>
+        <w:t>produit</w:t>
+      </w:r>
+      <w:proofErr w:type="spellEnd"/>
+      <w:r>
+        <w:rPr>
+          <w:b/>
+          <w:bCs/>
+          <w:lang w:val="en-US"/>
+        </w:rPr>
+        <w:t xml:space="preserve"> du panier</w:t>
+      </w:r>
+    </w:p>
+    <w:p>
+      <w:pPr>
+        <w:rPr>
+          <w:bCs/>
+          <w:lang w:val="en-US"/>
+        </w:rPr>
+      </w:pPr>
+      <w:r>
+        <w:rPr>
+          <w:bCs/>
+          <w:lang w:val="en-US"/>
+        </w:rPr>
+        <w:t>Given I have at least one product in my cart</w:t>
+      </w:r>
+    </w:p>
+    <w:p>
+      <w:pPr>
+        <w:rPr>
+          <w:bCs/>
+          <w:lang w:val="en-US"/>
+        </w:rPr>
+      </w:pPr>
+      <w:r>
+        <w:rPr>
+          <w:bCs/>
+          <w:lang w:val="en-US"/>
+        </w:rPr>
+        <w:t>When I open my cart</w:t>
+      </w:r>
+    </w:p>
+    <w:p>
+      <w:pPr>
+        <w:rPr>
+          <w:bCs/>
+          <w:lang w:val="en-US"/>
+        </w:rPr>
+      </w:pPr>
+      <w:r>
+        <w:rPr>
+          <w:bCs/>
+          <w:lang w:val="en-US"/>
+        </w:rPr>
+        <w:t>And I click on "Remove" or "Delete"</w:t>
+      </w:r>
+    </w:p>
+    <w:p>
+      <w:pPr>
+        <w:rPr>
+          <w:bCs/>
+          <w:lang w:val="en-US"/>
+        </w:rPr>
+      </w:pPr>
+      <w:r>
+        <w:rPr>
+          <w:bCs/>
+          <w:lang w:val="en-US"/>
+        </w:rPr>
+        <w:t>Then the product disappears from the cart</w:t>
+      </w:r>
+    </w:p>
+    <w:p>
+      <w:pPr>
+        <w:rPr>
+          <w:bCs/>
+          <w:lang w:val="en-US"/>
+        </w:rPr>
+      </w:pPr>
+      <w:r>
+        <w:rPr>
+          <w:bCs/>
+          <w:lang w:val="en-US"/>
+        </w:rPr>
+        <w:t>And a message confirms "Product successfully removed"</w:t>
+      </w:r>
+    </w:p>
+    <w:p>
+      <w:pPr>
+        <w:rPr>
+          <w:bCs/>
+        </w:rPr>
+      </w:pPr>
+      <w:r>
+        <w:rPr>
+          <w:bCs/>
+        </w:rPr>
+        <w:pict>
+          <v:rect id="_x0000_i1034" style="width:0;height:.75pt" o:hralign="center" o:hrstd="t" o:hr="t" fillcolor="#a0a0a0" stroked="f"/>
+        </w:pict>
+      </w:r>
+    </w:p>
+    <w:p>
+      <w:pPr>
+        <w:rPr>
+          <w:bCs/>
+          <w:lang w:val="en-US"/>
+        </w:rPr>
+      </w:pPr>
+      <w:r>
+        <w:rPr>
+          <w:b/>
+          <w:bCs/>
+          <w:lang w:val="en-US"/>
+        </w:rPr>
+        <w:t>AC-</w:t>
+      </w:r>
+      <w:proofErr w:type="gramStart"/>
+      <w:r>
+        <w:rPr>
+          <w:b/>
+          <w:bCs/>
+          <w:lang w:val="en-US"/>
+        </w:rPr>
+        <w:t>07 :</w:t>
+      </w:r>
+      <w:proofErr w:type="gramEnd"/>
+      <w:r>
+        <w:rPr>
+          <w:b/>
+          <w:bCs/>
+          <w:lang w:val="en-US"/>
+        </w:rPr>
+        <w:t xml:space="preserve"> </w:t>
+      </w:r>
+      <w:proofErr w:type="spellStart"/>
+      <w:r>
+        <w:rPr>
+          <w:b/>
+          <w:bCs/>
+          <w:lang w:val="en-US"/>
+        </w:rPr>
+        <w:t>Calcul</w:t>
+      </w:r>
+      <w:proofErr w:type="spellEnd"/>
+      <w:r>
+        <w:rPr>
+          <w:b/>
+          <w:bCs/>
+          <w:lang w:val="en-US"/>
+        </w:rPr>
+        <w:t xml:space="preserve"> du prix total</w:t>
+      </w:r>
+    </w:p>
+    <w:p>
+      <w:pPr>
+        <w:rPr>
+          <w:bCs/>
+          <w:lang w:val="en-US"/>
+        </w:rPr>
+      </w:pPr>
+      <w:r>
+        <w:rPr>
+          <w:bCs/>
+          <w:lang w:val="en-US"/>
+        </w:rPr>
+        <w:t>Given I have multiple products in my cart</w:t>
+      </w:r>
+    </w:p>
+    <w:p>
+      <w:pPr>
+        <w:rPr>
+          <w:bCs/>
+          <w:lang w:val="en-US"/>
+        </w:rPr>
+      </w:pPr>
+      <w:r>
+        <w:rPr>
+          <w:bCs/>
+          <w:lang w:val="en-US"/>
+        </w:rPr>
+        <w:t>When I view my cart summary</w:t>
+      </w:r>
+    </w:p>
+    <w:p>
+      <w:pPr>
+        <w:rPr>
+          <w:bCs/>
+          <w:lang w:val="en-US"/>
+        </w:rPr>
+      </w:pPr>
+      <w:r>
+        <w:rPr>
+          <w:bCs/>
+          <w:lang w:val="en-US"/>
+        </w:rPr>
+        <w:t>Then the total price displayed equals the sum of all product prices</w:t>
+      </w:r>
+    </w:p>
+    <w:p>
+      <w:pPr>
+        <w:rPr>
+          <w:bCs/>
+          <w:lang w:val="en-US"/>
+        </w:rPr>
+      </w:pPr>
+      <w:r>
+        <w:rPr>
+          <w:bCs/>
+          <w:lang w:val="en-US"/>
+        </w:rPr>
+        <w:t>And taxes are correctly included or shown separately</w:t>
+      </w:r>
+    </w:p>
+    <w:p>
+      <w:pPr>
+        <w:rPr>
+          <w:bCs/>
+        </w:rPr>
+      </w:pPr>
+      <w:r>
+        <w:rPr>
+          <w:bCs/>
+        </w:rPr>
+        <w:pict>
+          <v:rect id="_x0000_i1035" style="width:0;height:.75pt" o:hralign="center" o:hrstd="t" o:hr="t" fillcolor="#a0a0a0" stroked="f"/>
+        </w:pict>
+      </w:r>
+    </w:p>
+    <w:p>
+      <w:pPr>
+        <w:rPr>
+          <w:bCs/>
+          <w:lang w:val="en-US"/>
+        </w:rPr>
+      </w:pPr>
+      <w:r>
+        <w:rPr>
+          <w:b/>
+          <w:bCs/>
+          <w:lang w:val="en-US"/>
+        </w:rPr>
+        <w:t>AC-</w:t>
+      </w:r>
+      <w:proofErr w:type="gramStart"/>
+      <w:r>
+        <w:rPr>
+          <w:b/>
+          <w:bCs/>
+          <w:lang w:val="en-US"/>
+        </w:rPr>
+        <w:t>08 :</w:t>
+      </w:r>
+      <w:proofErr w:type="gramEnd"/>
+      <w:r>
+        <w:rPr>
+          <w:b/>
+          <w:bCs/>
+          <w:lang w:val="en-US"/>
+        </w:rPr>
+        <w:t xml:space="preserve"> Passage de </w:t>
+      </w:r>
+      <w:proofErr w:type="spellStart"/>
+      <w:r>
+        <w:rPr>
+          <w:b/>
+          <w:bCs/>
+          <w:lang w:val="en-US"/>
+        </w:rPr>
+        <w:t>commande</w:t>
+      </w:r>
+      <w:proofErr w:type="spellEnd"/>
+    </w:p>
+    <w:p>
+      <w:pPr>
+        <w:rPr>
+          <w:bCs/>
+          <w:lang w:val="en-US"/>
+        </w:rPr>
+      </w:pPr>
+      <w:r>
+        <w:rPr>
+          <w:bCs/>
+          <w:lang w:val="en-US"/>
+        </w:rPr>
+        <w:t>Given I am logged into my account</w:t>
+      </w:r>
+    </w:p>
+    <w:p>
+      <w:pPr>
+        <w:rPr>
+          <w:bCs/>
+          <w:lang w:val="en-US"/>
+        </w:rPr>
+      </w:pPr>
+      <w:r>
+        <w:rPr>
+          <w:bCs/>
+          <w:lang w:val="en-US"/>
+        </w:rPr>
+        <w:t>And I have products in my cart</w:t>
+      </w:r>
+    </w:p>
+    <w:p>
+      <w:pPr>
+        <w:rPr>
+          <w:bCs/>
+          <w:lang w:val="en-US"/>
+        </w:rPr>
+      </w:pPr>
+      <w:r>
+        <w:rPr>
+          <w:bCs/>
+          <w:lang w:val="en-US"/>
+        </w:rPr>
         <w:lastRenderedPageBreak/>
-        <w:t>AC-04 : Connexion avec mot de passe invalide</w:t>
+        <w:t>When I proceed through checkout</w:t>
       </w:r>
     </w:p>
     <w:p>
@@ -1890,76 +2549,187 @@
           <w:bCs/>
           <w:lang w:val="en-US"/>
         </w:rPr>
-        <w:t xml:space="preserve">Given I have an existing account on </w:t>
+        <w:t>And I confirm my address, shipping and payment</w:t>
+      </w:r>
+    </w:p>
+    <w:p>
+      <w:pPr>
+        <w:rPr>
+          <w:bCs/>
+          <w:lang w:val="en-US"/>
+        </w:rPr>
+      </w:pPr>
+      <w:r>
+        <w:rPr>
+          <w:bCs/>
+          <w:lang w:val="en-US"/>
+        </w:rPr>
+        <w:t>Then I receive an order confirmation page</w:t>
+      </w:r>
+    </w:p>
+    <w:p>
+      <w:pPr>
+        <w:rPr>
+          <w:bCs/>
+          <w:lang w:val="en-US"/>
+        </w:rPr>
+      </w:pPr>
+      <w:r>
+        <w:rPr>
+          <w:bCs/>
+          <w:lang w:val="en-US"/>
+        </w:rPr>
+        <w:t>And an order number is generated</w:t>
+      </w:r>
+    </w:p>
+    <w:p>
+      <w:pPr>
+        <w:rPr>
+          <w:bCs/>
+        </w:rPr>
+      </w:pPr>
+      <w:r>
+        <w:rPr>
+          <w:bCs/>
+        </w:rPr>
+        <w:pict>
+          <v:rect id="_x0000_i1036" style="width:0;height:.75pt" o:hralign="center" o:hrstd="t" o:hr="t" fillcolor="#a0a0a0" stroked="f"/>
+        </w:pict>
+      </w:r>
+    </w:p>
+    <w:p>
+      <w:pPr>
+        <w:rPr>
+          <w:bCs/>
+          <w:lang w:val="en-US"/>
+        </w:rPr>
+      </w:pPr>
+      <w:r>
+        <w:rPr>
+          <w:b/>
+          <w:bCs/>
+          <w:lang w:val="en-US"/>
+        </w:rPr>
+        <w:t>AC-</w:t>
+      </w:r>
+      <w:proofErr w:type="gramStart"/>
+      <w:r>
+        <w:rPr>
+          <w:b/>
+          <w:bCs/>
+          <w:lang w:val="en-US"/>
+        </w:rPr>
+        <w:t>09 :</w:t>
+      </w:r>
+      <w:proofErr w:type="gramEnd"/>
+      <w:r>
+        <w:rPr>
+          <w:b/>
+          <w:bCs/>
+          <w:lang w:val="en-US"/>
+        </w:rPr>
+        <w:t xml:space="preserve"> Recherche de </w:t>
       </w:r>
       <w:proofErr w:type="spellStart"/>
       <w:r>
         <w:rPr>
+          <w:b/>
           <w:bCs/>
           <w:lang w:val="en-US"/>
         </w:rPr>
+        <w:t>produit</w:t>
+      </w:r>
+      <w:proofErr w:type="spellEnd"/>
+    </w:p>
+    <w:p>
+      <w:pPr>
+        <w:rPr>
+          <w:bCs/>
+          <w:lang w:val="en-US"/>
+        </w:rPr>
+      </w:pPr>
+      <w:r>
+        <w:rPr>
+          <w:bCs/>
+          <w:lang w:val="en-US"/>
+        </w:rPr>
+        <w:t xml:space="preserve">Given I am on the </w:t>
+      </w:r>
+      <w:proofErr w:type="spellStart"/>
+      <w:r>
+        <w:rPr>
+          <w:bCs/>
+          <w:lang w:val="en-US"/>
+        </w:rPr>
         <w:t>PrestaShop</w:t>
       </w:r>
       <w:proofErr w:type="spellEnd"/>
-    </w:p>
-    <w:p>
-      <w:pPr>
+      <w:r>
         <w:rPr>
           <w:bCs/>
           <w:lang w:val="en-US"/>
         </w:rPr>
-      </w:pPr>
-      <w:r>
+        <w:t xml:space="preserve"> homepage</w:t>
+      </w:r>
+    </w:p>
+    <w:p>
+      <w:pPr>
         <w:rPr>
           <w:bCs/>
           <w:lang w:val="en-US"/>
         </w:rPr>
-        <w:t>When I enter a valid email and an invalid password</w:t>
-      </w:r>
-    </w:p>
-    <w:p>
-      <w:pPr>
+      </w:pPr>
+      <w:r>
         <w:rPr>
           <w:bCs/>
           <w:lang w:val="en-US"/>
         </w:rPr>
-      </w:pPr>
-      <w:r>
+        <w:t>When I enter a keyword "t-shirt" in the search bar</w:t>
+      </w:r>
+    </w:p>
+    <w:p>
+      <w:pPr>
         <w:rPr>
           <w:bCs/>
           <w:lang w:val="en-US"/>
         </w:rPr>
-        <w:t>Then an error message displays "Authentication failed"</w:t>
-      </w:r>
-    </w:p>
-    <w:p>
-      <w:pPr>
+      </w:pPr>
+      <w:r>
         <w:rPr>
           <w:bCs/>
           <w:lang w:val="en-US"/>
         </w:rPr>
-      </w:pPr>
-      <w:r>
+        <w:t>And I click on the search icon</w:t>
+      </w:r>
+    </w:p>
+    <w:p>
+      <w:pPr>
         <w:rPr>
           <w:bCs/>
           <w:lang w:val="en-US"/>
         </w:rPr>
-        <w:t>And the password field is cleared</w:t>
-      </w:r>
-    </w:p>
-    <w:p>
-      <w:pPr>
+      </w:pPr>
+      <w:r>
         <w:rPr>
           <w:bCs/>
           <w:lang w:val="en-US"/>
         </w:rPr>
-      </w:pPr>
-      <w:r>
+        <w:t>Then I see a list of products containing "t-shirt"</w:t>
+      </w:r>
+    </w:p>
+    <w:p>
+      <w:pPr>
         <w:rPr>
           <w:bCs/>
           <w:lang w:val="en-US"/>
         </w:rPr>
-        <w:t>And I remain on the login page</w:t>
+      </w:pPr>
+      <w:r>
+        <w:rPr>
+          <w:bCs/>
+          <w:lang w:val="en-US"/>
+        </w:rPr>
+        <w:t>And each result displays an image, name and price</w:t>
       </w:r>
     </w:p>
     <w:p>
@@ -1973,752 +2743,7 @@
           <w:bCs/>
         </w:rPr>
         <w:pict>
-          <v:rect id="_x0000_i1098" style="width:0;height:.75pt" o:hralign="center" o:hrstd="t" o:hr="t" fillcolor="#a0a0a0" stroked="f"/>
-        </w:pict>
-      </w:r>
-    </w:p>
-    <w:p>
-      <w:pPr>
-        <w:rPr>
-          <w:bCs/>
-          <w:lang w:val="en-US"/>
-        </w:rPr>
-      </w:pPr>
-      <w:r>
-        <w:rPr>
-          <w:b/>
-          <w:bCs/>
-          <w:lang w:val="en-US"/>
-        </w:rPr>
-        <w:t>AC-</w:t>
-      </w:r>
-      <w:proofErr w:type="gramStart"/>
-      <w:r>
-        <w:rPr>
-          <w:b/>
-          <w:bCs/>
-          <w:lang w:val="en-US"/>
-        </w:rPr>
-        <w:t>05 :</w:t>
-      </w:r>
-      <w:proofErr w:type="gramEnd"/>
-      <w:r>
-        <w:rPr>
-          <w:b/>
-          <w:bCs/>
-          <w:lang w:val="en-US"/>
-        </w:rPr>
-        <w:t xml:space="preserve"> </w:t>
-      </w:r>
-      <w:proofErr w:type="spellStart"/>
-      <w:r>
-        <w:rPr>
-          <w:b/>
-          <w:bCs/>
-          <w:lang w:val="en-US"/>
-        </w:rPr>
-        <w:t>Ajout</w:t>
-      </w:r>
-      <w:proofErr w:type="spellEnd"/>
-      <w:r>
-        <w:rPr>
-          <w:b/>
-          <w:bCs/>
-          <w:lang w:val="en-US"/>
-        </w:rPr>
-        <w:t xml:space="preserve"> </w:t>
-      </w:r>
-      <w:proofErr w:type="spellStart"/>
-      <w:r>
-        <w:rPr>
-          <w:b/>
-          <w:bCs/>
-          <w:lang w:val="en-US"/>
-        </w:rPr>
-        <w:t>produit</w:t>
-      </w:r>
-      <w:proofErr w:type="spellEnd"/>
-      <w:r>
-        <w:rPr>
-          <w:b/>
-          <w:bCs/>
-          <w:lang w:val="en-US"/>
-        </w:rPr>
-        <w:t xml:space="preserve"> au panier</w:t>
-      </w:r>
-    </w:p>
-    <w:p>
-      <w:pPr>
-        <w:rPr>
-          <w:bCs/>
-          <w:lang w:val="en-US"/>
-        </w:rPr>
-      </w:pPr>
-      <w:r>
-        <w:rPr>
-          <w:bCs/>
-          <w:lang w:val="en-US"/>
-        </w:rPr>
-        <w:t xml:space="preserve">Given I am on the </w:t>
-      </w:r>
-      <w:proofErr w:type="spellStart"/>
-      <w:r>
-        <w:rPr>
-          <w:bCs/>
-          <w:lang w:val="en-US"/>
-        </w:rPr>
-        <w:t>PrestaShop</w:t>
-      </w:r>
-      <w:proofErr w:type="spellEnd"/>
-      <w:r>
-        <w:rPr>
-          <w:bCs/>
-          <w:lang w:val="en-US"/>
-        </w:rPr>
-        <w:t xml:space="preserve"> homepage</w:t>
-      </w:r>
-    </w:p>
-    <w:p>
-      <w:pPr>
-        <w:rPr>
-          <w:bCs/>
-          <w:lang w:val="en-US"/>
-        </w:rPr>
-      </w:pPr>
-      <w:r>
-        <w:rPr>
-          <w:bCs/>
-          <w:lang w:val="en-US"/>
-        </w:rPr>
-        <w:t>When I browse a product</w:t>
-      </w:r>
-    </w:p>
-    <w:p>
-      <w:pPr>
-        <w:rPr>
-          <w:bCs/>
-          <w:lang w:val="en-US"/>
-        </w:rPr>
-      </w:pPr>
-      <w:r>
-        <w:rPr>
-          <w:bCs/>
-          <w:lang w:val="en-US"/>
-        </w:rPr>
-        <w:t>And I click on "Add to cart"</w:t>
-      </w:r>
-    </w:p>
-    <w:p>
-      <w:pPr>
-        <w:rPr>
-          <w:bCs/>
-          <w:lang w:val="en-US"/>
-        </w:rPr>
-      </w:pPr>
-      <w:r>
-        <w:rPr>
-          <w:bCs/>
-          <w:lang w:val="en-US"/>
-        </w:rPr>
-        <w:t>Then a confirmation popup displays "Product successfully added"</w:t>
-      </w:r>
-    </w:p>
-    <w:p>
-      <w:pPr>
-        <w:rPr>
-          <w:bCs/>
-          <w:lang w:val="en-US"/>
-        </w:rPr>
-      </w:pPr>
-      <w:r>
-        <w:rPr>
-          <w:bCs/>
-          <w:lang w:val="en-US"/>
-        </w:rPr>
-        <w:t>And the cart icon shows the updated quantity</w:t>
-      </w:r>
-    </w:p>
-    <w:p>
-      <w:pPr>
-        <w:rPr>
-          <w:bCs/>
-        </w:rPr>
-      </w:pPr>
-      <w:r>
-        <w:rPr>
-          <w:bCs/>
-        </w:rPr>
-        <w:pict>
-          <v:rect id="_x0000_i1099" style="width:0;height:.75pt" o:hralign="center" o:hrstd="t" o:hr="t" fillcolor="#a0a0a0" stroked="f"/>
-        </w:pict>
-      </w:r>
-    </w:p>
-    <w:p>
-      <w:pPr>
-        <w:rPr>
-          <w:bCs/>
-          <w:lang w:val="en-US"/>
-        </w:rPr>
-      </w:pPr>
-      <w:r>
-        <w:rPr>
-          <w:b/>
-          <w:bCs/>
-          <w:lang w:val="en-US"/>
-        </w:rPr>
-        <w:t>AC-</w:t>
-      </w:r>
-      <w:proofErr w:type="gramStart"/>
-      <w:r>
-        <w:rPr>
-          <w:b/>
-          <w:bCs/>
-          <w:lang w:val="en-US"/>
-        </w:rPr>
-        <w:t>06 :</w:t>
-      </w:r>
-      <w:proofErr w:type="gramEnd"/>
-      <w:r>
-        <w:rPr>
-          <w:b/>
-          <w:bCs/>
-          <w:lang w:val="en-US"/>
-        </w:rPr>
-        <w:t xml:space="preserve"> Suppression </w:t>
-      </w:r>
-      <w:proofErr w:type="spellStart"/>
-      <w:r>
-        <w:rPr>
-          <w:b/>
-          <w:bCs/>
-          <w:lang w:val="en-US"/>
-        </w:rPr>
-        <w:t>produit</w:t>
-      </w:r>
-      <w:proofErr w:type="spellEnd"/>
-      <w:r>
-        <w:rPr>
-          <w:b/>
-          <w:bCs/>
-          <w:lang w:val="en-US"/>
-        </w:rPr>
-        <w:t xml:space="preserve"> du panier</w:t>
-      </w:r>
-    </w:p>
-    <w:p>
-      <w:pPr>
-        <w:rPr>
-          <w:bCs/>
-          <w:lang w:val="en-US"/>
-        </w:rPr>
-      </w:pPr>
-      <w:r>
-        <w:rPr>
-          <w:bCs/>
-          <w:lang w:val="en-US"/>
-        </w:rPr>
-        <w:t>Given I have at least one product in my cart</w:t>
-      </w:r>
-    </w:p>
-    <w:p>
-      <w:pPr>
-        <w:rPr>
-          <w:bCs/>
-          <w:lang w:val="en-US"/>
-        </w:rPr>
-      </w:pPr>
-      <w:r>
-        <w:rPr>
-          <w:bCs/>
-          <w:lang w:val="en-US"/>
-        </w:rPr>
-        <w:t>When I open my cart</w:t>
-      </w:r>
-    </w:p>
-    <w:p>
-      <w:pPr>
-        <w:rPr>
-          <w:bCs/>
-          <w:lang w:val="en-US"/>
-        </w:rPr>
-      </w:pPr>
-      <w:r>
-        <w:rPr>
-          <w:bCs/>
-          <w:lang w:val="en-US"/>
-        </w:rPr>
-        <w:t>And I click on "Remove" or "Delete"</w:t>
-      </w:r>
-    </w:p>
-    <w:p>
-      <w:pPr>
-        <w:rPr>
-          <w:bCs/>
-          <w:lang w:val="en-US"/>
-        </w:rPr>
-      </w:pPr>
-      <w:r>
-        <w:rPr>
-          <w:bCs/>
-          <w:lang w:val="en-US"/>
-        </w:rPr>
-        <w:t>Then the product disappears from the cart</w:t>
-      </w:r>
-    </w:p>
-    <w:p>
-      <w:pPr>
-        <w:rPr>
-          <w:bCs/>
-          <w:lang w:val="en-US"/>
-        </w:rPr>
-      </w:pPr>
-      <w:r>
-        <w:rPr>
-          <w:bCs/>
-          <w:lang w:val="en-US"/>
-        </w:rPr>
-        <w:t>And a message confirms "Product successfully removed"</w:t>
-      </w:r>
-    </w:p>
-    <w:p>
-      <w:pPr>
-        <w:rPr>
-          <w:bCs/>
-        </w:rPr>
-      </w:pPr>
-      <w:r>
-        <w:rPr>
-          <w:bCs/>
-        </w:rPr>
-        <w:pict>
-          <v:rect id="_x0000_i1100" style="width:0;height:.75pt" o:hralign="center" o:hrstd="t" o:hr="t" fillcolor="#a0a0a0" stroked="f"/>
-        </w:pict>
-      </w:r>
-    </w:p>
-    <w:p>
-      <w:pPr>
-        <w:rPr>
-          <w:bCs/>
-          <w:lang w:val="en-US"/>
-        </w:rPr>
-      </w:pPr>
-      <w:r>
-        <w:rPr>
-          <w:b/>
-          <w:bCs/>
-          <w:lang w:val="en-US"/>
-        </w:rPr>
-        <w:t>AC-</w:t>
-      </w:r>
-      <w:proofErr w:type="gramStart"/>
-      <w:r>
-        <w:rPr>
-          <w:b/>
-          <w:bCs/>
-          <w:lang w:val="en-US"/>
-        </w:rPr>
-        <w:t>07 :</w:t>
-      </w:r>
-      <w:proofErr w:type="gramEnd"/>
-      <w:r>
-        <w:rPr>
-          <w:b/>
-          <w:bCs/>
-          <w:lang w:val="en-US"/>
-        </w:rPr>
-        <w:t xml:space="preserve"> </w:t>
-      </w:r>
-      <w:proofErr w:type="spellStart"/>
-      <w:r>
-        <w:rPr>
-          <w:b/>
-          <w:bCs/>
-          <w:lang w:val="en-US"/>
-        </w:rPr>
-        <w:t>Calcul</w:t>
-      </w:r>
-      <w:proofErr w:type="spellEnd"/>
-      <w:r>
-        <w:rPr>
-          <w:b/>
-          <w:bCs/>
-          <w:lang w:val="en-US"/>
-        </w:rPr>
-        <w:t xml:space="preserve"> du prix total</w:t>
-      </w:r>
-    </w:p>
-    <w:p>
-      <w:pPr>
-        <w:rPr>
-          <w:bCs/>
-          <w:lang w:val="en-US"/>
-        </w:rPr>
-      </w:pPr>
-      <w:r>
-        <w:rPr>
-          <w:bCs/>
-          <w:lang w:val="en-US"/>
-        </w:rPr>
-        <w:t>Given I have multiple products in my cart</w:t>
-      </w:r>
-    </w:p>
-    <w:p>
-      <w:pPr>
-        <w:rPr>
-          <w:bCs/>
-          <w:lang w:val="en-US"/>
-        </w:rPr>
-      </w:pPr>
-      <w:r>
-        <w:rPr>
-          <w:bCs/>
-          <w:lang w:val="en-US"/>
-        </w:rPr>
-        <w:t>When I view my cart summary</w:t>
-      </w:r>
-    </w:p>
-    <w:p>
-      <w:pPr>
-        <w:rPr>
-          <w:bCs/>
-          <w:lang w:val="en-US"/>
-        </w:rPr>
-      </w:pPr>
-      <w:r>
-        <w:rPr>
-          <w:bCs/>
-          <w:lang w:val="en-US"/>
-        </w:rPr>
-        <w:t>Then the total price displayed equals the sum of all product prices</w:t>
-      </w:r>
-    </w:p>
-    <w:p>
-      <w:pPr>
-        <w:rPr>
-          <w:bCs/>
-          <w:lang w:val="en-US"/>
-        </w:rPr>
-      </w:pPr>
-      <w:r>
-        <w:rPr>
-          <w:bCs/>
-          <w:lang w:val="en-US"/>
-        </w:rPr>
-        <w:t>And taxes are correctly included or shown separately</w:t>
-      </w:r>
-    </w:p>
-    <w:p>
-      <w:pPr>
-        <w:rPr>
-          <w:bCs/>
-        </w:rPr>
-      </w:pPr>
-      <w:r>
-        <w:rPr>
-          <w:bCs/>
-        </w:rPr>
-        <w:pict>
-          <v:rect id="_x0000_i1101" style="width:0;height:.75pt" o:hralign="center" o:hrstd="t" o:hr="t" fillcolor="#a0a0a0" stroked="f"/>
-        </w:pict>
-      </w:r>
-    </w:p>
-    <w:p>
-      <w:pPr>
-        <w:rPr>
-          <w:bCs/>
-          <w:lang w:val="en-US"/>
-        </w:rPr>
-      </w:pPr>
-      <w:r>
-        <w:rPr>
-          <w:b/>
-          <w:bCs/>
-          <w:lang w:val="en-US"/>
-        </w:rPr>
-        <w:t>AC-</w:t>
-      </w:r>
-      <w:proofErr w:type="gramStart"/>
-      <w:r>
-        <w:rPr>
-          <w:b/>
-          <w:bCs/>
-          <w:lang w:val="en-US"/>
-        </w:rPr>
-        <w:t>08 :</w:t>
-      </w:r>
-      <w:proofErr w:type="gramEnd"/>
-      <w:r>
-        <w:rPr>
-          <w:b/>
-          <w:bCs/>
-          <w:lang w:val="en-US"/>
-        </w:rPr>
-        <w:t xml:space="preserve"> Passage de </w:t>
-      </w:r>
-      <w:proofErr w:type="spellStart"/>
-      <w:r>
-        <w:rPr>
-          <w:b/>
-          <w:bCs/>
-          <w:lang w:val="en-US"/>
-        </w:rPr>
-        <w:t>commande</w:t>
-      </w:r>
-      <w:proofErr w:type="spellEnd"/>
-    </w:p>
-    <w:p>
-      <w:pPr>
-        <w:rPr>
-          <w:bCs/>
-          <w:lang w:val="en-US"/>
-        </w:rPr>
-      </w:pPr>
-      <w:r>
-        <w:rPr>
-          <w:bCs/>
-          <w:lang w:val="en-US"/>
-        </w:rPr>
-        <w:t>Given I am logged into my account</w:t>
-      </w:r>
-    </w:p>
-    <w:p>
-      <w:pPr>
-        <w:rPr>
-          <w:bCs/>
-          <w:lang w:val="en-US"/>
-        </w:rPr>
-      </w:pPr>
-      <w:r>
-        <w:rPr>
-          <w:bCs/>
-          <w:lang w:val="en-US"/>
-        </w:rPr>
-        <w:t>And I have products in my cart</w:t>
-      </w:r>
-    </w:p>
-    <w:p>
-      <w:pPr>
-        <w:rPr>
-          <w:bCs/>
-          <w:lang w:val="en-US"/>
-        </w:rPr>
-      </w:pPr>
-      <w:r>
-        <w:rPr>
-          <w:bCs/>
-          <w:lang w:val="en-US"/>
-        </w:rPr>
-        <w:t>When I proceed through checkout</w:t>
-      </w:r>
-    </w:p>
-    <w:p>
-      <w:pPr>
-        <w:rPr>
-          <w:bCs/>
-          <w:lang w:val="en-US"/>
-        </w:rPr>
-      </w:pPr>
-      <w:r>
-        <w:rPr>
-          <w:bCs/>
-          <w:lang w:val="en-US"/>
-        </w:rPr>
-        <w:lastRenderedPageBreak/>
-        <w:t>And I confirm my address, shipping and payment</w:t>
-      </w:r>
-    </w:p>
-    <w:p>
-      <w:pPr>
-        <w:rPr>
-          <w:bCs/>
-          <w:lang w:val="en-US"/>
-        </w:rPr>
-      </w:pPr>
-      <w:r>
-        <w:rPr>
-          <w:bCs/>
-          <w:lang w:val="en-US"/>
-        </w:rPr>
-        <w:t>Then I receive an order confirmation page</w:t>
-      </w:r>
-    </w:p>
-    <w:p>
-      <w:pPr>
-        <w:rPr>
-          <w:bCs/>
-          <w:lang w:val="en-US"/>
-        </w:rPr>
-      </w:pPr>
-      <w:r>
-        <w:rPr>
-          <w:bCs/>
-          <w:lang w:val="en-US"/>
-        </w:rPr>
-        <w:t>And an order number is generated</w:t>
-      </w:r>
-    </w:p>
-    <w:p>
-      <w:pPr>
-        <w:rPr>
-          <w:bCs/>
-        </w:rPr>
-      </w:pPr>
-      <w:r>
-        <w:rPr>
-          <w:bCs/>
-        </w:rPr>
-        <w:pict>
-          <v:rect id="_x0000_i1102" style="width:0;height:.75pt" o:hralign="center" o:hrstd="t" o:hr="t" fillcolor="#a0a0a0" stroked="f"/>
-        </w:pict>
-      </w:r>
-    </w:p>
-    <w:p>
-      <w:pPr>
-        <w:rPr>
-          <w:bCs/>
-          <w:lang w:val="en-US"/>
-        </w:rPr>
-      </w:pPr>
-      <w:r>
-        <w:rPr>
-          <w:b/>
-          <w:bCs/>
-          <w:lang w:val="en-US"/>
-        </w:rPr>
-        <w:t>AC-</w:t>
-      </w:r>
-      <w:proofErr w:type="gramStart"/>
-      <w:r>
-        <w:rPr>
-          <w:b/>
-          <w:bCs/>
-          <w:lang w:val="en-US"/>
-        </w:rPr>
-        <w:t>09 :</w:t>
-      </w:r>
-      <w:proofErr w:type="gramEnd"/>
-      <w:r>
-        <w:rPr>
-          <w:b/>
-          <w:bCs/>
-          <w:lang w:val="en-US"/>
-        </w:rPr>
-        <w:t xml:space="preserve"> Recherche de </w:t>
-      </w:r>
-      <w:proofErr w:type="spellStart"/>
-      <w:r>
-        <w:rPr>
-          <w:b/>
-          <w:bCs/>
-          <w:lang w:val="en-US"/>
-        </w:rPr>
-        <w:t>produit</w:t>
-      </w:r>
-      <w:proofErr w:type="spellEnd"/>
-    </w:p>
-    <w:p>
-      <w:pPr>
-        <w:rPr>
-          <w:bCs/>
-          <w:lang w:val="en-US"/>
-        </w:rPr>
-      </w:pPr>
-      <w:r>
-        <w:rPr>
-          <w:bCs/>
-          <w:lang w:val="en-US"/>
-        </w:rPr>
-        <w:t xml:space="preserve">Given I am on the </w:t>
-      </w:r>
-      <w:proofErr w:type="spellStart"/>
-      <w:r>
-        <w:rPr>
-          <w:bCs/>
-          <w:lang w:val="en-US"/>
-        </w:rPr>
-        <w:t>PrestaShop</w:t>
-      </w:r>
-      <w:proofErr w:type="spellEnd"/>
-      <w:r>
-        <w:rPr>
-          <w:bCs/>
-          <w:lang w:val="en-US"/>
-        </w:rPr>
-        <w:t xml:space="preserve"> homepage</w:t>
-      </w:r>
-    </w:p>
-    <w:p>
-      <w:pPr>
-        <w:rPr>
-          <w:bCs/>
-          <w:lang w:val="en-US"/>
-        </w:rPr>
-      </w:pPr>
-      <w:r>
-        <w:rPr>
-          <w:bCs/>
-          <w:lang w:val="en-US"/>
-        </w:rPr>
-        <w:t>When I enter a keyword "t-shirt" in the search bar</w:t>
-      </w:r>
-    </w:p>
-    <w:p>
-      <w:pPr>
-        <w:rPr>
-          <w:bCs/>
-          <w:lang w:val="en-US"/>
-        </w:rPr>
-      </w:pPr>
-      <w:r>
-        <w:rPr>
-          <w:bCs/>
-          <w:lang w:val="en-US"/>
-        </w:rPr>
-        <w:t>And I click on the search icon</w:t>
-      </w:r>
-    </w:p>
-    <w:p>
-      <w:pPr>
-        <w:rPr>
-          <w:bCs/>
-          <w:lang w:val="en-US"/>
-        </w:rPr>
-      </w:pPr>
-      <w:r>
-        <w:rPr>
-          <w:bCs/>
-          <w:lang w:val="en-US"/>
-        </w:rPr>
-        <w:t>Then I see a list of products containing "t-shirt"</w:t>
-      </w:r>
-    </w:p>
-    <w:p>
-      <w:pPr>
-        <w:rPr>
-          <w:bCs/>
-          <w:lang w:val="en-US"/>
-        </w:rPr>
-      </w:pPr>
-      <w:r>
-        <w:rPr>
-          <w:bCs/>
-          <w:lang w:val="en-US"/>
-        </w:rPr>
-        <w:t>And each result displays an image, name and price</w:t>
-      </w:r>
-    </w:p>
-    <w:p>
-      <w:pPr>
-        <w:rPr>
-          <w:bCs/>
-        </w:rPr>
-      </w:pPr>
-      <w:r>
-        <w:rPr>
-          <w:bCs/>
-        </w:rPr>
-        <w:pict>
-          <v:rect id="_x0000_i1103" style="width:0;height:.75pt" o:hralign="center" o:hrstd="t" o:hr="t" fillcolor="#a0a0a0" stroked="f"/>
+          <v:rect id="_x0000_i1037" style="width:0;height:.75pt" o:hralign="center" o:hrstd="t" o:hr="t" fillcolor="#a0a0a0" stroked="f"/>
         </w:pict>
       </w:r>
     </w:p>
@@ -3225,7 +3250,7 @@
     <w:p>
       <w:r>
         <w:pict>
-          <v:rect id="_x0000_i1029" style="width:0;height:.75pt" o:hralign="center" o:hrstd="t" o:hr="t" fillcolor="#a0a0a0" stroked="f"/>
+          <v:rect id="_x0000_i1038" style="width:0;height:.75pt" o:hralign="center" o:hrstd="t" o:hr="t" fillcolor="#a0a0a0" stroked="f"/>
         </w:pict>
       </w:r>
     </w:p>
@@ -3234,12 +3259,14 @@
         <w:rPr>
           <w:b/>
           <w:bCs/>
+          <w:color w:val="FF0000"/>
         </w:rPr>
       </w:pPr>
       <w:r>
         <w:rPr>
           <w:b/>
           <w:bCs/>
+          <w:color w:val="FF0000"/>
         </w:rPr>
         <w:t>5. CAS DE TEST EXÉCUTÉS</w:t>
       </w:r>
@@ -3249,13 +3276,16 @@
         <w:rPr>
           <w:b/>
           <w:bCs/>
+          <w:color w:val="FF0000"/>
         </w:rPr>
       </w:pPr>
       <w:r>
         <w:rPr>
           <w:b/>
           <w:bCs/>
-        </w:rPr>
+          <w:color w:val="FF0000"/>
+        </w:rPr>
+        <w:lastRenderedPageBreak/>
         <w:t>Test Suite 1 : Authentification et gestion des comptes</w:t>
       </w:r>
     </w:p>
@@ -3302,7 +3332,6 @@
           </w:tcPr>
           <w:p>
             <w:r>
-              <w:lastRenderedPageBreak/>
               <w:t>ID</w:t>
             </w:r>
           </w:p>
@@ -3738,12 +3767,14 @@
         <w:rPr>
           <w:b/>
           <w:bCs/>
+          <w:color w:val="FF0000"/>
         </w:rPr>
       </w:pPr>
       <w:r>
         <w:rPr>
           <w:b/>
           <w:bCs/>
+          <w:color w:val="FF0000"/>
         </w:rPr>
         <w:t>Test Suite 2 : Panier d'achat et commande</w:t>
       </w:r>
@@ -4152,12 +4183,14 @@
         <w:rPr>
           <w:b/>
           <w:bCs/>
+          <w:color w:val="FF0000"/>
         </w:rPr>
       </w:pPr>
       <w:r>
         <w:rPr>
           <w:b/>
           <w:bCs/>
+          <w:color w:val="FF0000"/>
         </w:rPr>
         <w:t>Test Suite 3 : Recherche</w:t>
       </w:r>
@@ -4342,7 +4375,7 @@
     <w:p>
       <w:r>
         <w:pict>
-          <v:rect id="_x0000_i1030" style="width:0;height:.75pt" o:hralign="center" o:hrstd="t" o:hr="t" fillcolor="#a0a0a0" stroked="f"/>
+          <v:rect id="_x0000_i1039" style="width:0;height:.75pt" o:hralign="center" o:hrstd="t" o:hr="t" fillcolor="#a0a0a0" stroked="f"/>
         </w:pict>
       </w:r>
     </w:p>
@@ -4351,12 +4384,14 @@
         <w:rPr>
           <w:b/>
           <w:bCs/>
+          <w:color w:val="FF0000"/>
         </w:rPr>
       </w:pPr>
       <w:r>
         <w:rPr>
           <w:b/>
           <w:bCs/>
+          <w:color w:val="FF0000"/>
         </w:rPr>
         <w:t>6. RÉSULTATS D'EXÉCUTION DÉTAILLÉS</w:t>
       </w:r>
@@ -4417,6 +4452,7 @@
           </w:tcPr>
           <w:p>
             <w:r>
+              <w:lastRenderedPageBreak/>
               <w:t>Composant</w:t>
             </w:r>
           </w:p>
@@ -4505,7 +4541,6 @@
                 <w:b/>
                 <w:bCs/>
               </w:rPr>
-              <w:lastRenderedPageBreak/>
               <w:t>Date exécution</w:t>
             </w:r>
           </w:p>
@@ -4873,6 +4908,7 @@
           </w:tcPr>
           <w:p>
             <w:r>
+              <w:lastRenderedPageBreak/>
               <w:t>Composant</w:t>
             </w:r>
           </w:p>
@@ -4961,7 +4997,6 @@
                 <w:b/>
                 <w:bCs/>
               </w:rPr>
-              <w:lastRenderedPageBreak/>
               <w:t>Date exécution</w:t>
             </w:r>
           </w:p>
@@ -5275,6 +5310,7 @@
           </w:tcPr>
           <w:p>
             <w:r>
+              <w:lastRenderedPageBreak/>
               <w:t>Composant</w:t>
             </w:r>
           </w:p>
@@ -5363,7 +5399,6 @@
                 <w:b/>
                 <w:bCs/>
               </w:rPr>
-              <w:lastRenderedPageBreak/>
               <w:t>Date exécution</w:t>
             </w:r>
           </w:p>
@@ -5985,7 +6020,7 @@
     <w:p>
       <w:r>
         <w:pict>
-          <v:rect id="_x0000_i1031" style="width:0;height:.75pt" o:hralign="center" o:hrstd="t" o:hr="t" fillcolor="#a0a0a0" stroked="f"/>
+          <v:rect id="_x0000_i1040" style="width:0;height:.75pt" o:hralign="center" o:hrstd="t" o:hr="t" fillcolor="#a0a0a0" stroked="f"/>
         </w:pict>
       </w:r>
     </w:p>
@@ -6431,7 +6466,7 @@
     <w:p>
       <w:r>
         <w:pict>
-          <v:rect id="_x0000_i1032" style="width:0;height:.75pt" o:hralign="center" o:hrstd="t" o:hr="t" fillcolor="#a0a0a0" stroked="f"/>
+          <v:rect id="_x0000_i1041" style="width:0;height:.75pt" o:hralign="center" o:hrstd="t" o:hr="t" fillcolor="#a0a0a0" stroked="f"/>
         </w:pict>
       </w:r>
     </w:p>
@@ -7168,11 +7203,7 @@
             <w:vAlign w:val="center"/>
             <w:hideMark/>
           </w:tcPr>
-          <w:p>
-            <w:r>
-              <w:t>Aucun</w:t>
-            </w:r>
-          </w:p>
+          <w:p/>
         </w:tc>
       </w:tr>
     </w:tbl>
@@ -7221,6 +7252,62 @@
       </w:r>
     </w:p>
     <w:p>
+      <w:r>
+        <w:rPr>
+          <w:noProof/>
+          <w:lang w:eastAsia="fr-FR"/>
+        </w:rPr>
+        <w:drawing>
+          <wp:inline distT="0" distB="0" distL="0" distR="0" wp14:anchorId="164EF348" wp14:editId="6DD7BF76">
+            <wp:extent cx="5760720" cy="2228384"/>
+            <wp:effectExtent l="0" t="0" r="0" b="635"/>
+            <wp:docPr id="39" name="Image 39" descr="C:\Users\MSI\Downloads\istqb test\Screenshot 2026-04-23 225901.png"/>
+            <wp:cNvGraphicFramePr>
+              <a:graphicFrameLocks xmlns:a="http://schemas.openxmlformats.org/drawingml/2006/main" noChangeAspect="1"/>
+            </wp:cNvGraphicFramePr>
+            <a:graphic xmlns:a="http://schemas.openxmlformats.org/drawingml/2006/main">
+              <a:graphicData uri="http://schemas.openxmlformats.org/drawingml/2006/picture">
+                <pic:pic xmlns:pic="http://schemas.openxmlformats.org/drawingml/2006/picture">
+                  <pic:nvPicPr>
+                    <pic:cNvPr id="0" name="Picture 7" descr="C:\Users\MSI\Downloads\istqb test\Screenshot 2026-04-23 225901.png"/>
+                    <pic:cNvPicPr>
+                      <a:picLocks noChangeAspect="1" noChangeArrowheads="1"/>
+                    </pic:cNvPicPr>
+                  </pic:nvPicPr>
+                  <pic:blipFill>
+                    <a:blip r:embed="rId13">
+                      <a:extLst>
+                        <a:ext uri="{28A0092B-C50C-407E-A947-70E740481C1C}">
+                          <a14:useLocalDpi xmlns:a14="http://schemas.microsoft.com/office/drawing/2010/main" val="0"/>
+                        </a:ext>
+                      </a:extLst>
+                    </a:blip>
+                    <a:srcRect/>
+                    <a:stretch>
+                      <a:fillRect/>
+                    </a:stretch>
+                  </pic:blipFill>
+                  <pic:spPr bwMode="auto">
+                    <a:xfrm>
+                      <a:off x="0" y="0"/>
+                      <a:ext cx="5760720" cy="2228384"/>
+                    </a:xfrm>
+                    <a:prstGeom prst="rect">
+                      <a:avLst/>
+                    </a:prstGeom>
+                    <a:noFill/>
+                    <a:ln>
+                      <a:noFill/>
+                    </a:ln>
+                  </pic:spPr>
+                </pic:pic>
+              </a:graphicData>
+            </a:graphic>
+          </wp:inline>
+        </w:drawing>
+      </w:r>
+    </w:p>
+    <w:p>
       <w:pPr>
         <w:rPr>
           <w:b/>
@@ -7406,6 +7493,7 @@
                 <w:b/>
                 <w:bCs/>
               </w:rPr>
+              <w:lastRenderedPageBreak/>
               <w:t>Raison</w:t>
             </w:r>
           </w:p>
@@ -7572,7 +7660,6 @@
           </w:tcPr>
           <w:p>
             <w:r>
-              <w:lastRenderedPageBreak/>
               <w:t>Composant</w:t>
             </w:r>
           </w:p>
@@ -7870,6 +7957,7 @@
         <w:rPr>
           <w:noProof/>
         </w:rPr>
+        <w:lastRenderedPageBreak/>
         <w:drawing>
           <wp:inline distT="0" distB="0" distL="0" distR="0">
             <wp:extent cx="6594980" cy="2651760"/>
@@ -7888,7 +7976,7 @@
                     </pic:cNvPicPr>
                   </pic:nvPicPr>
                   <pic:blipFill>
-                    <a:blip r:embed="rId13" cstate="print">
+                    <a:blip r:embed="rId14" cstate="print">
                       <a:extLst>
                         <a:ext uri="{28A0092B-C50C-407E-A947-70E740481C1C}">
                           <a14:useLocalDpi xmlns:a14="http://schemas.microsoft.com/office/drawing/2010/main" val="0"/>
@@ -8066,7 +8154,6 @@
                 <w:b/>
                 <w:bCs/>
               </w:rPr>
-              <w:lastRenderedPageBreak/>
               <w:t>Date exécution</w:t>
             </w:r>
           </w:p>
@@ -8220,7 +8307,7 @@
     <w:p>
       <w:r>
         <w:pict>
-          <v:rect id="_x0000_i1033" style="width:0;height:.75pt" o:hralign="center" o:hrstd="t" o:hr="t" fillcolor="#a0a0a0" stroked="f"/>
+          <v:rect id="_x0000_i1042" style="width:0;height:.75pt" o:hralign="center" o:hrstd="t" o:hr="t" fillcolor="#a0a0a0" stroked="f"/>
         </w:pict>
       </w:r>
     </w:p>
@@ -8229,12 +8316,14 @@
         <w:rPr>
           <w:b/>
           <w:bCs/>
+          <w:color w:val="FF0000"/>
         </w:rPr>
       </w:pPr>
       <w:r>
         <w:rPr>
           <w:b/>
           <w:bCs/>
+          <w:color w:val="FF0000"/>
         </w:rPr>
         <w:t>7. SYNTHÈSE DES RÉSULTATS</w:t>
       </w:r>
@@ -8408,6 +8497,7 @@
           </w:tcPr>
           <w:p>
             <w:r>
+              <w:lastRenderedPageBreak/>
               <w:t>Tests exécutés</w:t>
             </w:r>
           </w:p>
@@ -8783,12 +8873,14 @@
         <w:rPr>
           <w:b/>
           <w:bCs/>
+          <w:color w:val="FF0000"/>
         </w:rPr>
       </w:pPr>
       <w:r>
         <w:rPr>
           <w:b/>
           <w:bCs/>
+          <w:color w:val="FF0000"/>
         </w:rPr>
         <w:t>Détail par type de test</w:t>
       </w:r>
@@ -9064,7 +9156,6 @@
           </w:tcPr>
           <w:p>
             <w:r>
-              <w:lastRenderedPageBreak/>
               <w:t>Tests fonctionnels négatifs</w:t>
             </w:r>
           </w:p>
@@ -9386,12 +9477,14 @@
         <w:rPr>
           <w:b/>
           <w:bCs/>
+          <w:color w:val="FF0000"/>
         </w:rPr>
       </w:pPr>
       <w:r>
         <w:rPr>
           <w:b/>
           <w:bCs/>
+          <w:color w:val="FF0000"/>
         </w:rPr>
         <w:t>Détail par priorité</w:t>
       </w:r>
@@ -9766,7 +9859,7 @@
     <w:p>
       <w:r>
         <w:pict>
-          <v:rect id="_x0000_i1034" style="width:0;height:.75pt" o:hralign="center" o:hrstd="t" o:hr="t" fillcolor="#a0a0a0" stroked="f"/>
+          <v:rect id="_x0000_i1043" style="width:0;height:.75pt" o:hralign="center" o:hrstd="t" o:hr="t" fillcolor="#a0a0a0" stroked="f"/>
         </w:pict>
       </w:r>
     </w:p>
@@ -9777,11 +9870,30 @@
           <w:bCs/>
         </w:rPr>
       </w:pPr>
-      <w:r>
+    </w:p>
+    <w:p>
+      <w:pPr>
         <w:rPr>
           <w:b/>
           <w:bCs/>
         </w:rPr>
+      </w:pPr>
+    </w:p>
+    <w:p>
+      <w:pPr>
+        <w:rPr>
+          <w:b/>
+          <w:bCs/>
+          <w:color w:val="FF0000"/>
+        </w:rPr>
+      </w:pPr>
+      <w:r>
+        <w:rPr>
+          <w:b/>
+          <w:bCs/>
+          <w:color w:val="FF0000"/>
+        </w:rPr>
+        <w:lastRenderedPageBreak/>
         <w:t>8. DÉFAUTS IDENTIFIÉS (BUGS)</w:t>
       </w:r>
     </w:p>
@@ -10309,7 +10421,7 @@
     <w:p>
       <w:r>
         <w:pict>
-          <v:rect id="_x0000_i1035" style="width:0;height:.75pt" o:hralign="center" o:hrstd="t" o:hr="t" fillcolor="#a0a0a0" stroked="f"/>
+          <v:rect id="_x0000_i1044" style="width:0;height:.75pt" o:hralign="center" o:hrstd="t" o:hr="t" fillcolor="#a0a0a0" stroked="f"/>
         </w:pict>
       </w:r>
     </w:p>
@@ -10369,7 +10481,6 @@
           </w:tcPr>
           <w:p>
             <w:r>
-              <w:lastRenderedPageBreak/>
               <w:t>Champ</w:t>
             </w:r>
           </w:p>
@@ -10715,6 +10826,7 @@
                 <w:b/>
                 <w:bCs/>
               </w:rPr>
+              <w:lastRenderedPageBreak/>
               <w:t>Priorité (PO)</w:t>
             </w:r>
           </w:p>
@@ -10846,7 +10958,7 @@
       <w:r>
         <w:t>Naviguer vers </w:t>
       </w:r>
-      <w:hyperlink r:id="rId14" w:anchor="/en/front" w:tgtFrame="_blank" w:history="1">
+      <w:hyperlink r:id="rId15" w:anchor="/en/front" w:tgtFrame="_blank" w:history="1">
         <w:r>
           <w:rPr>
             <w:rStyle w:val="Lienhypertexte"/>
@@ -11037,18 +11149,18 @@
           <w:b/>
           <w:bCs/>
         </w:rPr>
+        <w:t>Captures d'écran :</w:t>
+      </w:r>
+    </w:p>
+    <w:p>
+      <w:pPr>
+        <w:pStyle w:val="NormalWeb"/>
+      </w:pPr>
+      <w:r>
+        <w:rPr>
+          <w:noProof/>
+        </w:rPr>
         <w:lastRenderedPageBreak/>
-        <w:t>Captures d'écran :</w:t>
-      </w:r>
-    </w:p>
-    <w:p>
-      <w:pPr>
-        <w:pStyle w:val="NormalWeb"/>
-      </w:pPr>
-      <w:r>
-        <w:rPr>
-          <w:noProof/>
-        </w:rPr>
         <w:drawing>
           <wp:inline distT="0" distB="0" distL="0" distR="0">
             <wp:extent cx="5911120" cy="4130040"/>
@@ -11103,7 +11215,7 @@
     <w:p>
       <w:r>
         <w:pict>
-          <v:rect id="_x0000_i1036" style="width:0;height:.75pt" o:hralign="center" o:hrstd="t" o:hr="t" fillcolor="#a0a0a0" stroked="f"/>
+          <v:rect id="_x0000_i1045" style="width:0;height:.75pt" o:hralign="center" o:hrstd="t" o:hr="t" fillcolor="#a0a0a0" stroked="f"/>
         </w:pict>
       </w:r>
     </w:p>
@@ -11420,7 +11532,6 @@
                 <w:b/>
                 <w:bCs/>
               </w:rPr>
-              <w:lastRenderedPageBreak/>
               <w:t>Sévérité (QA)</w:t>
             </w:r>
           </w:p>
@@ -11467,6 +11578,7 @@
                 <w:b/>
                 <w:bCs/>
               </w:rPr>
+              <w:lastRenderedPageBreak/>
               <w:t>Priorité (PO)</w:t>
             </w:r>
           </w:p>
@@ -11598,7 +11710,7 @@
       <w:r>
         <w:t>Naviguer vers </w:t>
       </w:r>
-      <w:hyperlink r:id="rId15" w:anchor="/en/front" w:tgtFrame="_blank" w:history="1">
+      <w:hyperlink r:id="rId16" w:anchor="/en/front" w:tgtFrame="_blank" w:history="1">
         <w:r>
           <w:rPr>
             <w:rStyle w:val="Lienhypertexte"/>
@@ -11765,7 +11877,7 @@
                     </pic:cNvPicPr>
                   </pic:nvPicPr>
                   <pic:blipFill>
-                    <a:blip r:embed="rId16" cstate="print">
+                    <a:blip r:embed="rId17" cstate="print">
                       <a:extLst>
                         <a:ext uri="{28A0092B-C50C-407E-A947-70E740481C1C}">
                           <a14:useLocalDpi xmlns:a14="http://schemas.microsoft.com/office/drawing/2010/main" val="0"/>
@@ -11801,7 +11913,7 @@
     <w:p>
       <w:r>
         <w:pict>
-          <v:rect id="_x0000_i1037" style="width:0;height:.75pt" o:hralign="center" o:hrstd="t" o:hr="t" fillcolor="#a0a0a0" stroked="f"/>
+          <v:rect id="_x0000_i1046" style="width:0;height:.75pt" o:hralign="center" o:hrstd="t" o:hr="t" fillcolor="#a0a0a0" stroked="f"/>
         </w:pict>
       </w:r>
     </w:p>
@@ -11817,6 +11929,7 @@
           <w:b/>
           <w:bCs/>
         </w:rPr>
+        <w:lastRenderedPageBreak/>
         <w:t>Détail du BUG-03</w:t>
       </w:r>
     </w:p>
@@ -12317,7 +12430,7 @@
         <w:br/>
         <w:t>Message d'erreur : "GET </w:t>
       </w:r>
-      <w:hyperlink r:id="rId17" w:tgtFrame="_blank" w:history="1">
+      <w:hyperlink r:id="rId18" w:tgtFrame="_blank" w:history="1">
         <w:r>
           <w:rPr>
             <w:rStyle w:val="Lienhypertexte"/>
@@ -12392,7 +12505,7 @@
                     </pic:cNvPicPr>
                   </pic:nvPicPr>
                   <pic:blipFill>
-                    <a:blip r:embed="rId18" cstate="print">
+                    <a:blip r:embed="rId19" cstate="print">
                       <a:extLst>
                         <a:ext uri="{28A0092B-C50C-407E-A947-70E740481C1C}">
                           <a14:useLocalDpi xmlns:a14="http://schemas.microsoft.com/office/drawing/2010/main" val="0"/>
@@ -12428,7 +12541,7 @@
     <w:p>
       <w:r>
         <w:pict>
-          <v:rect id="_x0000_i1038" style="width:0;height:.75pt" o:hralign="center" o:hrstd="t" o:hr="t" fillcolor="#a0a0a0" stroked="f"/>
+          <v:rect id="_x0000_i1047" style="width:0;height:.75pt" o:hralign="center" o:hrstd="t" o:hr="t" fillcolor="#a0a0a0" stroked="f"/>
         </w:pict>
       </w:r>
     </w:p>
@@ -13095,7 +13208,7 @@
                     </pic:cNvPicPr>
                   </pic:nvPicPr>
                   <pic:blipFill>
-                    <a:blip r:embed="rId19" cstate="print">
+                    <a:blip r:embed="rId20" cstate="print">
                       <a:extLst>
                         <a:ext uri="{28A0092B-C50C-407E-A947-70E740481C1C}">
                           <a14:useLocalDpi xmlns:a14="http://schemas.microsoft.com/office/drawing/2010/main" val="0"/>
@@ -13131,7 +13244,7 @@
     <w:p>
       <w:r>
         <w:pict>
-          <v:rect id="_x0000_i1039" style="width:0;height:.75pt" o:hralign="center" o:hrstd="t" o:hr="t" fillcolor="#a0a0a0" stroked="f"/>
+          <v:rect id="_x0000_i1048" style="width:0;height:.75pt" o:hralign="center" o:hrstd="t" o:hr="t" fillcolor="#a0a0a0" stroked="f"/>
         </w:pict>
       </w:r>
     </w:p>
@@ -13467,7 +13580,7 @@
     <w:p>
       <w:r>
         <w:pict>
-          <v:rect id="_x0000_i1040" style="width:0;height:.75pt" o:hralign="center" o:hrstd="t" o:hr="t" fillcolor="#a0a0a0" stroked="f"/>
+          <v:rect id="_x0000_i1049" style="width:0;height:.75pt" o:hralign="center" o:hrstd="t" o:hr="t" fillcolor="#a0a0a0" stroked="f"/>
         </w:pict>
       </w:r>
     </w:p>
@@ -13476,12 +13589,14 @@
         <w:rPr>
           <w:b/>
           <w:bCs/>
+          <w:color w:val="FF0000"/>
         </w:rPr>
       </w:pPr>
       <w:r>
         <w:rPr>
           <w:b/>
           <w:bCs/>
+          <w:color w:val="FF0000"/>
         </w:rPr>
         <w:t>10. CONCLUSION ET RECOMMANDATIONS</w:t>
       </w:r>
@@ -14361,9 +14476,39 @@
       </w:tr>
     </w:tbl>
     <w:p>
-      <w:r>
-        <w:t xml:space="preserve"> Annexe :  </w:t>
-      </w:r>
+      <w:pPr>
+        <w:rPr>
+          <w:b/>
+          <w:color w:val="FF0000"/>
+          <w:sz w:val="44"/>
+        </w:rPr>
+      </w:pPr>
+      <w:r>
+        <w:rPr>
+          <w:b/>
+          <w:color w:val="FF0000"/>
+          <w:sz w:val="44"/>
+        </w:rPr>
+        <w:t xml:space="preserve"> Annexe </w:t>
+      </w:r>
+      <w:r>
+        <w:rPr>
+          <w:b/>
+          <w:color w:val="FF0000"/>
+          <w:sz w:val="44"/>
+        </w:rPr>
+        <w:t xml:space="preserve">captures d’écran </w:t>
+      </w:r>
+      <w:r>
+        <w:rPr>
+          <w:b/>
+          <w:color w:val="FF0000"/>
+          <w:sz w:val="44"/>
+        </w:rPr>
+        <w:t xml:space="preserve">:  </w:t>
+      </w:r>
+      <w:bookmarkStart w:id="0" w:name="_GoBack"/>
+      <w:bookmarkEnd w:id="0"/>
     </w:p>
     <w:p>
       <w:pPr>
@@ -14391,7 +14536,7 @@
                     </pic:cNvPicPr>
                   </pic:nvPicPr>
                   <pic:blipFill>
-                    <a:blip r:embed="rId20" cstate="print">
+                    <a:blip r:embed="rId21" cstate="print">
                       <a:extLst>
                         <a:ext uri="{28A0092B-C50C-407E-A947-70E740481C1C}">
                           <a14:useLocalDpi xmlns:a14="http://schemas.microsoft.com/office/drawing/2010/main" val="0"/>
@@ -14450,7 +14595,7 @@
                     </pic:cNvPicPr>
                   </pic:nvPicPr>
                   <pic:blipFill>
-                    <a:blip r:embed="rId21">
+                    <a:blip r:embed="rId22">
                       <a:extLst>
                         <a:ext uri="{28A0092B-C50C-407E-A947-70E740481C1C}">
                           <a14:useLocalDpi xmlns:a14="http://schemas.microsoft.com/office/drawing/2010/main" val="0"/>
@@ -14509,7 +14654,7 @@
                     </pic:cNvPicPr>
                   </pic:nvPicPr>
                   <pic:blipFill>
-                    <a:blip r:embed="rId16">
+                    <a:blip r:embed="rId17">
                       <a:extLst>
                         <a:ext uri="{28A0092B-C50C-407E-A947-70E740481C1C}">
                           <a14:useLocalDpi xmlns:a14="http://schemas.microsoft.com/office/drawing/2010/main" val="0"/>
@@ -14567,7 +14712,7 @@
                     </pic:cNvPicPr>
                   </pic:nvPicPr>
                   <pic:blipFill>
-                    <a:blip r:embed="rId19">
+                    <a:blip r:embed="rId20">
                       <a:extLst>
                         <a:ext uri="{28A0092B-C50C-407E-A947-70E740481C1C}">
                           <a14:useLocalDpi xmlns:a14="http://schemas.microsoft.com/office/drawing/2010/main" val="0"/>
@@ -14626,7 +14771,7 @@
                     </pic:cNvPicPr>
                   </pic:nvPicPr>
                   <pic:blipFill>
-                    <a:blip r:embed="rId22">
+                    <a:blip r:embed="rId23">
                       <a:extLst>
                         <a:ext uri="{28A0092B-C50C-407E-A947-70E740481C1C}">
                           <a14:useLocalDpi xmlns:a14="http://schemas.microsoft.com/office/drawing/2010/main" val="0"/>
@@ -14662,6 +14807,59 @@
       <w:pPr>
         <w:pStyle w:val="NormalWeb"/>
       </w:pPr>
+      <w:r>
+        <w:rPr>
+          <w:noProof/>
+        </w:rPr>
+        <w:drawing>
+          <wp:inline distT="0" distB="0" distL="0" distR="0" wp14:anchorId="52F9E4A5" wp14:editId="57C56262">
+            <wp:extent cx="5760720" cy="2293086"/>
+            <wp:effectExtent l="0" t="0" r="0" b="0"/>
+            <wp:docPr id="38" name="Image 38" descr="C:\Users\MSI\Downloads\istqb test\Screenshot 2026-04-23 230200.png"/>
+            <wp:cNvGraphicFramePr>
+              <a:graphicFrameLocks xmlns:a="http://schemas.openxmlformats.org/drawingml/2006/main" noChangeAspect="1"/>
+            </wp:cNvGraphicFramePr>
+            <a:graphic xmlns:a="http://schemas.openxmlformats.org/drawingml/2006/main">
+              <a:graphicData uri="http://schemas.openxmlformats.org/drawingml/2006/picture">
+                <pic:pic xmlns:pic="http://schemas.openxmlformats.org/drawingml/2006/picture">
+                  <pic:nvPicPr>
+                    <pic:cNvPr id="0" name="Picture 6" descr="C:\Users\MSI\Downloads\istqb test\Screenshot 2026-04-23 230200.png"/>
+                    <pic:cNvPicPr>
+                      <a:picLocks noChangeAspect="1" noChangeArrowheads="1"/>
+                    </pic:cNvPicPr>
+                  </pic:nvPicPr>
+                  <pic:blipFill>
+                    <a:blip r:embed="rId24">
+                      <a:extLst>
+                        <a:ext uri="{28A0092B-C50C-407E-A947-70E740481C1C}">
+                          <a14:useLocalDpi xmlns:a14="http://schemas.microsoft.com/office/drawing/2010/main" val="0"/>
+                        </a:ext>
+                      </a:extLst>
+                    </a:blip>
+                    <a:srcRect/>
+                    <a:stretch>
+                      <a:fillRect/>
+                    </a:stretch>
+                  </pic:blipFill>
+                  <pic:spPr bwMode="auto">
+                    <a:xfrm>
+                      <a:off x="0" y="0"/>
+                      <a:ext cx="5760720" cy="2293086"/>
+                    </a:xfrm>
+                    <a:prstGeom prst="rect">
+                      <a:avLst/>
+                    </a:prstGeom>
+                    <a:noFill/>
+                    <a:ln>
+                      <a:noFill/>
+                    </a:ln>
+                  </pic:spPr>
+                </pic:pic>
+              </a:graphicData>
+            </a:graphic>
+          </wp:inline>
+        </w:drawing>
+      </w:r>
     </w:p>
     <w:p>
       <w:pPr>
@@ -14672,6 +14870,239 @@
           <w:noProof/>
         </w:rPr>
         <w:lastRenderedPageBreak/>
+        <w:drawing>
+          <wp:inline distT="0" distB="0" distL="0" distR="0" wp14:anchorId="427DF3E8" wp14:editId="7502EE69">
+            <wp:extent cx="5760720" cy="2971637"/>
+            <wp:effectExtent l="0" t="0" r="0" b="635"/>
+            <wp:docPr id="37" name="Image 37" descr="C:\Users\MSI\Downloads\istqb test\Screenshot 2026-04-23 230757.png"/>
+            <wp:cNvGraphicFramePr>
+              <a:graphicFrameLocks xmlns:a="http://schemas.openxmlformats.org/drawingml/2006/main" noChangeAspect="1"/>
+            </wp:cNvGraphicFramePr>
+            <a:graphic xmlns:a="http://schemas.openxmlformats.org/drawingml/2006/main">
+              <a:graphicData uri="http://schemas.openxmlformats.org/drawingml/2006/picture">
+                <pic:pic xmlns:pic="http://schemas.openxmlformats.org/drawingml/2006/picture">
+                  <pic:nvPicPr>
+                    <pic:cNvPr id="0" name="Picture 5" descr="C:\Users\MSI\Downloads\istqb test\Screenshot 2026-04-23 230757.png"/>
+                    <pic:cNvPicPr>
+                      <a:picLocks noChangeAspect="1" noChangeArrowheads="1"/>
+                    </pic:cNvPicPr>
+                  </pic:nvPicPr>
+                  <pic:blipFill>
+                    <a:blip r:embed="rId25">
+                      <a:extLst>
+                        <a:ext uri="{28A0092B-C50C-407E-A947-70E740481C1C}">
+                          <a14:useLocalDpi xmlns:a14="http://schemas.microsoft.com/office/drawing/2010/main" val="0"/>
+                        </a:ext>
+                      </a:extLst>
+                    </a:blip>
+                    <a:srcRect/>
+                    <a:stretch>
+                      <a:fillRect/>
+                    </a:stretch>
+                  </pic:blipFill>
+                  <pic:spPr bwMode="auto">
+                    <a:xfrm>
+                      <a:off x="0" y="0"/>
+                      <a:ext cx="5760720" cy="2971637"/>
+                    </a:xfrm>
+                    <a:prstGeom prst="rect">
+                      <a:avLst/>
+                    </a:prstGeom>
+                    <a:noFill/>
+                    <a:ln>
+                      <a:noFill/>
+                    </a:ln>
+                  </pic:spPr>
+                </pic:pic>
+              </a:graphicData>
+            </a:graphic>
+          </wp:inline>
+        </w:drawing>
+      </w:r>
+    </w:p>
+    <w:p>
+      <w:pPr>
+        <w:pStyle w:val="NormalWeb"/>
+      </w:pPr>
+      <w:r>
+        <w:rPr>
+          <w:noProof/>
+        </w:rPr>
+        <w:drawing>
+          <wp:inline distT="0" distB="0" distL="0" distR="0" wp14:anchorId="4AC5D23A" wp14:editId="221ED42A">
+            <wp:extent cx="5760720" cy="2266111"/>
+            <wp:effectExtent l="0" t="0" r="0" b="1270"/>
+            <wp:docPr id="35" name="Image 35" descr="C:\Users\MSI\Downloads\istqb test\Screenshot 2026-04-23 231740.png"/>
+            <wp:cNvGraphicFramePr>
+              <a:graphicFrameLocks xmlns:a="http://schemas.openxmlformats.org/drawingml/2006/main" noChangeAspect="1"/>
+            </wp:cNvGraphicFramePr>
+            <a:graphic xmlns:a="http://schemas.openxmlformats.org/drawingml/2006/main">
+              <a:graphicData uri="http://schemas.openxmlformats.org/drawingml/2006/picture">
+                <pic:pic xmlns:pic="http://schemas.openxmlformats.org/drawingml/2006/picture">
+                  <pic:nvPicPr>
+                    <pic:cNvPr id="0" name="Picture 3" descr="C:\Users\MSI\Downloads\istqb test\Screenshot 2026-04-23 231740.png"/>
+                    <pic:cNvPicPr>
+                      <a:picLocks noChangeAspect="1" noChangeArrowheads="1"/>
+                    </pic:cNvPicPr>
+                  </pic:nvPicPr>
+                  <pic:blipFill>
+                    <a:blip r:embed="rId26">
+                      <a:extLst>
+                        <a:ext uri="{28A0092B-C50C-407E-A947-70E740481C1C}">
+                          <a14:useLocalDpi xmlns:a14="http://schemas.microsoft.com/office/drawing/2010/main" val="0"/>
+                        </a:ext>
+                      </a:extLst>
+                    </a:blip>
+                    <a:srcRect/>
+                    <a:stretch>
+                      <a:fillRect/>
+                    </a:stretch>
+                  </pic:blipFill>
+                  <pic:spPr bwMode="auto">
+                    <a:xfrm>
+                      <a:off x="0" y="0"/>
+                      <a:ext cx="5760720" cy="2266111"/>
+                    </a:xfrm>
+                    <a:prstGeom prst="rect">
+                      <a:avLst/>
+                    </a:prstGeom>
+                    <a:noFill/>
+                    <a:ln>
+                      <a:noFill/>
+                    </a:ln>
+                  </pic:spPr>
+                </pic:pic>
+              </a:graphicData>
+            </a:graphic>
+          </wp:inline>
+        </w:drawing>
+      </w:r>
+    </w:p>
+    <w:p>
+      <w:pPr>
+        <w:pStyle w:val="NormalWeb"/>
+      </w:pPr>
+      <w:r>
+        <w:rPr>
+          <w:noProof/>
+        </w:rPr>
+        <w:drawing>
+          <wp:inline distT="0" distB="0" distL="0" distR="0" wp14:anchorId="07A76AB3" wp14:editId="3CB4F7B8">
+            <wp:extent cx="5760720" cy="2133238"/>
+            <wp:effectExtent l="0" t="0" r="0" b="635"/>
+            <wp:docPr id="34" name="Image 34" descr="C:\Users\MSI\Downloads\istqb test\Screenshot 2026-04-23 232643.png"/>
+            <wp:cNvGraphicFramePr>
+              <a:graphicFrameLocks xmlns:a="http://schemas.openxmlformats.org/drawingml/2006/main" noChangeAspect="1"/>
+            </wp:cNvGraphicFramePr>
+            <a:graphic xmlns:a="http://schemas.openxmlformats.org/drawingml/2006/main">
+              <a:graphicData uri="http://schemas.openxmlformats.org/drawingml/2006/picture">
+                <pic:pic xmlns:pic="http://schemas.openxmlformats.org/drawingml/2006/picture">
+                  <pic:nvPicPr>
+                    <pic:cNvPr id="0" name="Picture 2" descr="C:\Users\MSI\Downloads\istqb test\Screenshot 2026-04-23 232643.png"/>
+                    <pic:cNvPicPr>
+                      <a:picLocks noChangeAspect="1" noChangeArrowheads="1"/>
+                    </pic:cNvPicPr>
+                  </pic:nvPicPr>
+                  <pic:blipFill>
+                    <a:blip r:embed="rId27">
+                      <a:extLst>
+                        <a:ext uri="{28A0092B-C50C-407E-A947-70E740481C1C}">
+                          <a14:useLocalDpi xmlns:a14="http://schemas.microsoft.com/office/drawing/2010/main" val="0"/>
+                        </a:ext>
+                      </a:extLst>
+                    </a:blip>
+                    <a:srcRect/>
+                    <a:stretch>
+                      <a:fillRect/>
+                    </a:stretch>
+                  </pic:blipFill>
+                  <pic:spPr bwMode="auto">
+                    <a:xfrm>
+                      <a:off x="0" y="0"/>
+                      <a:ext cx="5760720" cy="2133238"/>
+                    </a:xfrm>
+                    <a:prstGeom prst="rect">
+                      <a:avLst/>
+                    </a:prstGeom>
+                    <a:noFill/>
+                    <a:ln>
+                      <a:noFill/>
+                    </a:ln>
+                  </pic:spPr>
+                </pic:pic>
+              </a:graphicData>
+            </a:graphic>
+          </wp:inline>
+        </w:drawing>
+      </w:r>
+    </w:p>
+    <w:p>
+      <w:pPr>
+        <w:pStyle w:val="NormalWeb"/>
+      </w:pPr>
+      <w:r>
+        <w:rPr>
+          <w:noProof/>
+        </w:rPr>
+        <w:lastRenderedPageBreak/>
+        <w:drawing>
+          <wp:inline distT="0" distB="0" distL="0" distR="0" wp14:anchorId="47C58617" wp14:editId="7FB5FB8A">
+            <wp:extent cx="5760720" cy="2875311"/>
+            <wp:effectExtent l="0" t="0" r="0" b="1270"/>
+            <wp:docPr id="36" name="Image 36" descr="C:\Users\MSI\Downloads\istqb test\Screenshot 2026-04-23 231628.png"/>
+            <wp:cNvGraphicFramePr>
+              <a:graphicFrameLocks xmlns:a="http://schemas.openxmlformats.org/drawingml/2006/main" noChangeAspect="1"/>
+            </wp:cNvGraphicFramePr>
+            <a:graphic xmlns:a="http://schemas.openxmlformats.org/drawingml/2006/main">
+              <a:graphicData uri="http://schemas.openxmlformats.org/drawingml/2006/picture">
+                <pic:pic xmlns:pic="http://schemas.openxmlformats.org/drawingml/2006/picture">
+                  <pic:nvPicPr>
+                    <pic:cNvPr id="0" name="Picture 4" descr="C:\Users\MSI\Downloads\istqb test\Screenshot 2026-04-23 231628.png"/>
+                    <pic:cNvPicPr>
+                      <a:picLocks noChangeAspect="1" noChangeArrowheads="1"/>
+                    </pic:cNvPicPr>
+                  </pic:nvPicPr>
+                  <pic:blipFill>
+                    <a:blip r:embed="rId28">
+                      <a:extLst>
+                        <a:ext uri="{28A0092B-C50C-407E-A947-70E740481C1C}">
+                          <a14:useLocalDpi xmlns:a14="http://schemas.microsoft.com/office/drawing/2010/main" val="0"/>
+                        </a:ext>
+                      </a:extLst>
+                    </a:blip>
+                    <a:srcRect/>
+                    <a:stretch>
+                      <a:fillRect/>
+                    </a:stretch>
+                  </pic:blipFill>
+                  <pic:spPr bwMode="auto">
+                    <a:xfrm>
+                      <a:off x="0" y="0"/>
+                      <a:ext cx="5760720" cy="2875311"/>
+                    </a:xfrm>
+                    <a:prstGeom prst="rect">
+                      <a:avLst/>
+                    </a:prstGeom>
+                    <a:noFill/>
+                    <a:ln>
+                      <a:noFill/>
+                    </a:ln>
+                  </pic:spPr>
+                </pic:pic>
+              </a:graphicData>
+            </a:graphic>
+          </wp:inline>
+        </w:drawing>
+      </w:r>
+    </w:p>
+    <w:p>
+      <w:pPr>
+        <w:pStyle w:val="NormalWeb"/>
+      </w:pPr>
+      <w:r>
+        <w:rPr>
+          <w:noProof/>
+        </w:rPr>
         <w:drawing>
           <wp:inline distT="0" distB="0" distL="0" distR="0">
             <wp:extent cx="6469104" cy="4960620"/>
@@ -14690,7 +15121,7 @@
                     </pic:cNvPicPr>
                   </pic:nvPicPr>
                   <pic:blipFill>
-                    <a:blip r:embed="rId23">
+                    <a:blip r:embed="rId29">
                       <a:extLst>
                         <a:ext uri="{28A0092B-C50C-407E-A947-70E740481C1C}">
                           <a14:useLocalDpi xmlns:a14="http://schemas.microsoft.com/office/drawing/2010/main" val="0"/>
@@ -14808,7 +15239,7 @@
                     </pic:cNvPicPr>
                   </pic:nvPicPr>
                   <pic:blipFill>
-                    <a:blip r:embed="rId24">
+                    <a:blip r:embed="rId30">
                       <a:extLst>
                         <a:ext uri="{28A0092B-C50C-407E-A947-70E740481C1C}">
                           <a14:useLocalDpi xmlns:a14="http://schemas.microsoft.com/office/drawing/2010/main" val="0"/>
@@ -16749,6 +17180,7 @@
   <w:style w:type="character" w:default="1" w:styleId="Policepardfaut">
     <w:name w:val="Default Paragraph Font"/>
     <w:uiPriority w:val="1"/>
+    <w:semiHidden/>
     <w:unhideWhenUsed/>
   </w:style>
   <w:style w:type="table" w:default="1" w:styleId="TableauNormal">
